--- a/Backend/Director_Disclosure/Output_Disclosures/2024-25/ADANI_RENEWABLE_ENERGY_FORTY_EIGHT_LIMITED/MBP-1/MBP1_Ashwin_Laljibhai_Kyada_09739234.docx
+++ b/Backend/Director_Disclosure/Output_Disclosures/2024-25/ADANI_RENEWABLE_ENERGY_FORTY_EIGHT_LIMITED/MBP-1/MBP1_Ashwin_Laljibhai_Kyada_09739234.docx
@@ -93,152 +93,17 @@
     </w:p>
     <w:p>
       <w:pPr>
-        <w:spacing w:before="0" w:after="0"/>
-        <w:jc w:val="left"/>
-      </w:pPr>
-      <w:r>
-        <w:rPr>
-          <w:rFonts w:ascii="Adani" w:hAnsi="Adani"/>
-          <w:b w:val="0"/>
-          <w:sz w:val="20"/>
-          <w:u w:val="none"/>
-        </w:rPr>
-        <w:t>ADANI GREEN ENERGY TWENTY FIVE B LIMITED</w:t>
-      </w:r>
-    </w:p>
-    <w:p>
-      <w:pPr>
-        <w:spacing w:before="0" w:after="0"/>
-        <w:jc w:val="left"/>
-      </w:pPr>
-      <w:r>
-        <w:rPr>
-          <w:rFonts w:ascii="Adani" w:hAnsi="Adani"/>
-          <w:b w:val="0"/>
-          <w:sz w:val="20"/>
-          <w:u w:val="none"/>
-        </w:rPr>
-        <w:t>DINKAR TECHNOLOGIES LIMITED</w:t>
-      </w:r>
-    </w:p>
-    <w:p>
-      <w:pPr>
-        <w:spacing w:before="0" w:after="0"/>
-        <w:jc w:val="left"/>
-      </w:pPr>
-      <w:r>
-        <w:rPr>
-          <w:rFonts w:ascii="Adani" w:hAnsi="Adani"/>
-          <w:b w:val="0"/>
-          <w:sz w:val="20"/>
-          <w:u w:val="none"/>
-        </w:rPr>
-        <w:t>ADANI RENEWABLE ENERGY DEVCO PRIVATE LIMITED</w:t>
-      </w:r>
-    </w:p>
-    <w:p>
-      <w:pPr>
-        <w:spacing w:before="0" w:after="0"/>
-        <w:jc w:val="left"/>
-      </w:pPr>
-      <w:r>
-        <w:rPr>
-          <w:rFonts w:ascii="Adani" w:hAnsi="Adani"/>
-          <w:b w:val="0"/>
-          <w:sz w:val="20"/>
-          <w:u w:val="none"/>
-        </w:rPr>
-        <w:t>ADANI SOLAR ENERGY RJ ONE LIMITED</w:t>
-      </w:r>
-    </w:p>
-    <w:p>
-      <w:pPr>
-        <w:spacing w:before="0" w:after="0"/>
-        <w:jc w:val="left"/>
-      </w:pPr>
-      <w:r>
-        <w:rPr>
-          <w:rFonts w:ascii="Adani" w:hAnsi="Adani"/>
-          <w:b w:val="0"/>
-          <w:sz w:val="20"/>
-          <w:u w:val="none"/>
-        </w:rPr>
-        <w:t>ADANI SOLAR ENERGY AP EIGHT PRIVATE LIMITED</w:t>
-      </w:r>
-    </w:p>
-    <w:p>
-      <w:pPr>
-        <w:spacing w:before="0" w:after="0"/>
-        <w:jc w:val="left"/>
-      </w:pPr>
-      <w:r>
-        <w:rPr>
-          <w:rFonts w:ascii="Adani" w:hAnsi="Adani"/>
-          <w:b w:val="0"/>
-          <w:sz w:val="20"/>
-          <w:u w:val="none"/>
-        </w:rPr>
-        <w:t>ADANI RENEWABLE ENERGY FIFTEEN LIMITED</w:t>
-      </w:r>
-    </w:p>
-    <w:p>
-      <w:pPr>
-        <w:spacing w:before="0" w:after="0"/>
-        <w:jc w:val="left"/>
-      </w:pPr>
-      <w:r>
-        <w:rPr>
-          <w:rFonts w:ascii="Adani" w:hAnsi="Adani"/>
-          <w:b w:val="0"/>
-          <w:sz w:val="20"/>
-          <w:u w:val="none"/>
-        </w:rPr>
-        <w:t>ADANI RENEWABLE ENERGY FORTY EIGHT LIMITED</w:t>
-      </w:r>
-    </w:p>
-    <w:p>
-      <w:pPr>
-        <w:spacing w:before="0" w:after="0"/>
-        <w:jc w:val="left"/>
-      </w:pPr>
-      <w:r>
-        <w:rPr>
-          <w:rFonts w:ascii="Adani" w:hAnsi="Adani"/>
-          <w:b w:val="0"/>
-          <w:sz w:val="20"/>
-          <w:u w:val="none"/>
-        </w:rPr>
-        <w:t>ADANI RENEWABLE ENERGY FORTY SEVEN LIMITED</w:t>
-      </w:r>
-    </w:p>
-    <w:p>
-      <w:pPr>
-        <w:spacing w:before="0" w:after="0"/>
-        <w:jc w:val="left"/>
-      </w:pPr>
-      <w:r>
-        <w:rPr>
-          <w:rFonts w:ascii="Adani" w:hAnsi="Adani"/>
-          <w:b w:val="0"/>
-          <w:sz w:val="20"/>
-          <w:u w:val="none"/>
-        </w:rPr>
-        <w:t>ADANI RENEWABLE ENERGY FORTY FIVE LIMITED</w:t>
-      </w:r>
-    </w:p>
-    <w:p>
-      <w:pPr>
         <w:spacing w:before="0" w:after="160"/>
         <w:jc w:val="left"/>
       </w:pPr>
       <w:r>
         <w:rPr>
           <w:rFonts w:ascii="Adani" w:hAnsi="Adani"/>
-          <w:b w:val="0"/>
+          <w:b/>
           <w:sz w:val="20"/>
           <w:u w:val="none"/>
         </w:rPr>
-        <w:t>ADANI RENEWABLE ENERGY FORTY NINE LIMITED</w:t>
+        <w:t>ADANI RENEWABLE ENERGY FORTY EIGHT LIMITED</w:t>
       </w:r>
     </w:p>
     <w:p>
@@ -524,6 +389,290 @@
                 <w:sz w:val="18"/>
                 <w:u w:val="none"/>
               </w:rPr>
+              <w:t>ARE64L STEP-TWO RENEWABLE ENERGY LIMITED</w:t>
+            </w:r>
+          </w:p>
+        </w:tc>
+        <w:tc>
+          <w:tcPr>
+            <w:tcW w:type="dxa" w:w="1814"/>
+            <w:shd w:val="clear" w:color="auto" w:fill="FFFFFF"/>
+            <w:tcBorders>
+              <w:top w:val="single" w:sz="4" w:space="0" w:color="000000"/>
+              <w:left w:val="single" w:sz="4" w:space="0" w:color="000000"/>
+              <w:bottom w:val="single" w:sz="4" w:space="0" w:color="000000"/>
+              <w:right w:val="single" w:sz="4" w:space="0" w:color="000000"/>
+            </w:tcBorders>
+            <w:vAlign w:val="center"/>
+          </w:tcPr>
+          <w:p>
+            <w:pPr>
+              <w:spacing w:before="40" w:after="40"/>
+              <w:jc w:val="left"/>
+            </w:pPr>
+            <w:r>
+              <w:rPr>
+                <w:rFonts w:ascii="Adani" w:hAnsi="Adani"/>
+                <w:b w:val="0"/>
+                <w:sz w:val="18"/>
+                <w:u w:val="none"/>
+              </w:rPr>
+              <w:t>Director</w:t>
+            </w:r>
+          </w:p>
+        </w:tc>
+        <w:tc>
+          <w:tcPr>
+            <w:tcW w:type="dxa" w:w="1020"/>
+            <w:shd w:val="clear" w:color="auto" w:fill="FFFFFF"/>
+            <w:tcBorders>
+              <w:top w:val="single" w:sz="4" w:space="0" w:color="000000"/>
+              <w:left w:val="single" w:sz="4" w:space="0" w:color="000000"/>
+              <w:bottom w:val="single" w:sz="4" w:space="0" w:color="000000"/>
+              <w:right w:val="single" w:sz="4" w:space="0" w:color="000000"/>
+            </w:tcBorders>
+            <w:vAlign w:val="center"/>
+          </w:tcPr>
+          <w:p>
+            <w:pPr>
+              <w:spacing w:before="40" w:after="40"/>
+              <w:jc w:val="left"/>
+            </w:pPr>
+            <w:r>
+              <w:rPr>
+                <w:rFonts w:ascii="Adani" w:hAnsi="Adani"/>
+                <w:b w:val="0"/>
+                <w:sz w:val="18"/>
+                <w:u w:val="none"/>
+              </w:rPr>
+              <w:t>NIL</w:t>
+            </w:r>
+          </w:p>
+        </w:tc>
+        <w:tc>
+          <w:tcPr>
+            <w:tcW w:type="dxa" w:w="1247"/>
+            <w:shd w:val="clear" w:color="auto" w:fill="FFFFFF"/>
+            <w:tcBorders>
+              <w:top w:val="single" w:sz="4" w:space="0" w:color="000000"/>
+              <w:left w:val="single" w:sz="4" w:space="0" w:color="000000"/>
+              <w:bottom w:val="single" w:sz="4" w:space="0" w:color="000000"/>
+              <w:right w:val="single" w:sz="4" w:space="0" w:color="000000"/>
+            </w:tcBorders>
+            <w:vAlign w:val="center"/>
+          </w:tcPr>
+          <w:p>
+            <w:pPr>
+              <w:spacing w:before="40" w:after="40"/>
+              <w:jc w:val="left"/>
+            </w:pPr>
+            <w:r>
+              <w:rPr>
+                <w:rFonts w:ascii="Adani" w:hAnsi="Adani"/>
+                <w:b w:val="0"/>
+                <w:sz w:val="18"/>
+                <w:u w:val="none"/>
+              </w:rPr>
+              <w:t>07/05/2026</w:t>
+            </w:r>
+          </w:p>
+        </w:tc>
+      </w:tr>
+      <w:tr>
+        <w:tc>
+          <w:tcPr>
+            <w:tcW w:type="dxa" w:w="680"/>
+            <w:shd w:val="clear" w:color="auto" w:fill="FFFFFF"/>
+            <w:tcBorders>
+              <w:top w:val="single" w:sz="4" w:space="0" w:color="000000"/>
+              <w:left w:val="single" w:sz="4" w:space="0" w:color="000000"/>
+              <w:bottom w:val="single" w:sz="4" w:space="0" w:color="000000"/>
+              <w:right w:val="single" w:sz="4" w:space="0" w:color="000000"/>
+            </w:tcBorders>
+            <w:vAlign w:val="center"/>
+          </w:tcPr>
+          <w:p>
+            <w:pPr>
+              <w:spacing w:before="40" w:after="40"/>
+              <w:jc w:val="left"/>
+            </w:pPr>
+            <w:r>
+              <w:rPr>
+                <w:rFonts w:ascii="Adani" w:hAnsi="Adani"/>
+                <w:b w:val="0"/>
+                <w:sz w:val="18"/>
+                <w:u w:val="none"/>
+              </w:rPr>
+              <w:t>2</w:t>
+            </w:r>
+          </w:p>
+        </w:tc>
+        <w:tc>
+          <w:tcPr>
+            <w:tcW w:type="dxa" w:w="3969"/>
+            <w:shd w:val="clear" w:color="auto" w:fill="FFFFFF"/>
+            <w:tcBorders>
+              <w:top w:val="single" w:sz="4" w:space="0" w:color="000000"/>
+              <w:left w:val="single" w:sz="4" w:space="0" w:color="000000"/>
+              <w:bottom w:val="single" w:sz="4" w:space="0" w:color="000000"/>
+              <w:right w:val="single" w:sz="4" w:space="0" w:color="000000"/>
+            </w:tcBorders>
+            <w:vAlign w:val="center"/>
+          </w:tcPr>
+          <w:p>
+            <w:pPr>
+              <w:spacing w:before="40" w:after="40"/>
+              <w:jc w:val="left"/>
+            </w:pPr>
+            <w:r>
+              <w:rPr>
+                <w:rFonts w:ascii="Adani" w:hAnsi="Adani"/>
+                <w:b w:val="0"/>
+                <w:sz w:val="18"/>
+                <w:u w:val="none"/>
+              </w:rPr>
+              <w:t>ARE64L STEP-ONE RENEWABLE ENERGY LIMITED</w:t>
+            </w:r>
+          </w:p>
+        </w:tc>
+        <w:tc>
+          <w:tcPr>
+            <w:tcW w:type="dxa" w:w="1814"/>
+            <w:shd w:val="clear" w:color="auto" w:fill="FFFFFF"/>
+            <w:tcBorders>
+              <w:top w:val="single" w:sz="4" w:space="0" w:color="000000"/>
+              <w:left w:val="single" w:sz="4" w:space="0" w:color="000000"/>
+              <w:bottom w:val="single" w:sz="4" w:space="0" w:color="000000"/>
+              <w:right w:val="single" w:sz="4" w:space="0" w:color="000000"/>
+            </w:tcBorders>
+            <w:vAlign w:val="center"/>
+          </w:tcPr>
+          <w:p>
+            <w:pPr>
+              <w:spacing w:before="40" w:after="40"/>
+              <w:jc w:val="left"/>
+            </w:pPr>
+            <w:r>
+              <w:rPr>
+                <w:rFonts w:ascii="Adani" w:hAnsi="Adani"/>
+                <w:b w:val="0"/>
+                <w:sz w:val="18"/>
+                <w:u w:val="none"/>
+              </w:rPr>
+              <w:t>Director</w:t>
+            </w:r>
+          </w:p>
+        </w:tc>
+        <w:tc>
+          <w:tcPr>
+            <w:tcW w:type="dxa" w:w="1020"/>
+            <w:shd w:val="clear" w:color="auto" w:fill="FFFFFF"/>
+            <w:tcBorders>
+              <w:top w:val="single" w:sz="4" w:space="0" w:color="000000"/>
+              <w:left w:val="single" w:sz="4" w:space="0" w:color="000000"/>
+              <w:bottom w:val="single" w:sz="4" w:space="0" w:color="000000"/>
+              <w:right w:val="single" w:sz="4" w:space="0" w:color="000000"/>
+            </w:tcBorders>
+            <w:vAlign w:val="center"/>
+          </w:tcPr>
+          <w:p>
+            <w:pPr>
+              <w:spacing w:before="40" w:after="40"/>
+              <w:jc w:val="left"/>
+            </w:pPr>
+            <w:r>
+              <w:rPr>
+                <w:rFonts w:ascii="Adani" w:hAnsi="Adani"/>
+                <w:b w:val="0"/>
+                <w:sz w:val="18"/>
+                <w:u w:val="none"/>
+              </w:rPr>
+              <w:t>NIL</w:t>
+            </w:r>
+          </w:p>
+        </w:tc>
+        <w:tc>
+          <w:tcPr>
+            <w:tcW w:type="dxa" w:w="1247"/>
+            <w:shd w:val="clear" w:color="auto" w:fill="FFFFFF"/>
+            <w:tcBorders>
+              <w:top w:val="single" w:sz="4" w:space="0" w:color="000000"/>
+              <w:left w:val="single" w:sz="4" w:space="0" w:color="000000"/>
+              <w:bottom w:val="single" w:sz="4" w:space="0" w:color="000000"/>
+              <w:right w:val="single" w:sz="4" w:space="0" w:color="000000"/>
+            </w:tcBorders>
+            <w:vAlign w:val="center"/>
+          </w:tcPr>
+          <w:p>
+            <w:pPr>
+              <w:spacing w:before="40" w:after="40"/>
+              <w:jc w:val="left"/>
+            </w:pPr>
+            <w:r>
+              <w:rPr>
+                <w:rFonts w:ascii="Adani" w:hAnsi="Adani"/>
+                <w:b w:val="0"/>
+                <w:sz w:val="18"/>
+                <w:u w:val="none"/>
+              </w:rPr>
+              <w:t>07/05/2026</w:t>
+            </w:r>
+          </w:p>
+        </w:tc>
+      </w:tr>
+      <w:tr>
+        <w:tc>
+          <w:tcPr>
+            <w:tcW w:type="dxa" w:w="680"/>
+            <w:shd w:val="clear" w:color="auto" w:fill="FFFFFF"/>
+            <w:tcBorders>
+              <w:top w:val="single" w:sz="4" w:space="0" w:color="000000"/>
+              <w:left w:val="single" w:sz="4" w:space="0" w:color="000000"/>
+              <w:bottom w:val="single" w:sz="4" w:space="0" w:color="000000"/>
+              <w:right w:val="single" w:sz="4" w:space="0" w:color="000000"/>
+            </w:tcBorders>
+            <w:vAlign w:val="center"/>
+          </w:tcPr>
+          <w:p>
+            <w:pPr>
+              <w:spacing w:before="40" w:after="40"/>
+              <w:jc w:val="left"/>
+            </w:pPr>
+            <w:r>
+              <w:rPr>
+                <w:rFonts w:ascii="Adani" w:hAnsi="Adani"/>
+                <w:b w:val="0"/>
+                <w:sz w:val="18"/>
+                <w:u w:val="none"/>
+              </w:rPr>
+              <w:t>3</w:t>
+            </w:r>
+          </w:p>
+        </w:tc>
+        <w:tc>
+          <w:tcPr>
+            <w:tcW w:type="dxa" w:w="3969"/>
+            <w:shd w:val="clear" w:color="auto" w:fill="FFFFFF"/>
+            <w:tcBorders>
+              <w:top w:val="single" w:sz="4" w:space="0" w:color="000000"/>
+              <w:left w:val="single" w:sz="4" w:space="0" w:color="000000"/>
+              <w:bottom w:val="single" w:sz="4" w:space="0" w:color="000000"/>
+              <w:right w:val="single" w:sz="4" w:space="0" w:color="000000"/>
+            </w:tcBorders>
+            <w:vAlign w:val="center"/>
+          </w:tcPr>
+          <w:p>
+            <w:pPr>
+              <w:spacing w:before="40" w:after="40"/>
+              <w:jc w:val="left"/>
+            </w:pPr>
+            <w:r>
+              <w:rPr>
+                <w:rFonts w:ascii="Adani" w:hAnsi="Adani"/>
+                <w:b w:val="0"/>
+                <w:sz w:val="18"/>
+                <w:u w:val="none"/>
+              </w:rPr>
               <w:t>ADANI GREEN ENERGY TWENTY FIVE B LIMITED</w:t>
             </w:r>
           </w:p>
@@ -638,7 +787,149 @@
                 <w:sz w:val="18"/>
                 <w:u w:val="none"/>
               </w:rPr>
-              <w:t>2</w:t>
+              <w:t>4</w:t>
+            </w:r>
+          </w:p>
+        </w:tc>
+        <w:tc>
+          <w:tcPr>
+            <w:tcW w:type="dxa" w:w="3969"/>
+            <w:shd w:val="clear" w:color="auto" w:fill="FFFFFF"/>
+            <w:tcBorders>
+              <w:top w:val="single" w:sz="4" w:space="0" w:color="000000"/>
+              <w:left w:val="single" w:sz="4" w:space="0" w:color="000000"/>
+              <w:bottom w:val="single" w:sz="4" w:space="0" w:color="000000"/>
+              <w:right w:val="single" w:sz="4" w:space="0" w:color="000000"/>
+            </w:tcBorders>
+            <w:vAlign w:val="center"/>
+          </w:tcPr>
+          <w:p>
+            <w:pPr>
+              <w:spacing w:before="40" w:after="40"/>
+              <w:jc w:val="left"/>
+            </w:pPr>
+            <w:r>
+              <w:rPr>
+                <w:rFonts w:ascii="Adani" w:hAnsi="Adani"/>
+                <w:b w:val="0"/>
+                <w:sz w:val="18"/>
+                <w:u w:val="none"/>
+              </w:rPr>
+              <w:t>RAMNAD SOLAR POWER LIMITED</w:t>
+            </w:r>
+          </w:p>
+        </w:tc>
+        <w:tc>
+          <w:tcPr>
+            <w:tcW w:type="dxa" w:w="1814"/>
+            <w:shd w:val="clear" w:color="auto" w:fill="FFFFFF"/>
+            <w:tcBorders>
+              <w:top w:val="single" w:sz="4" w:space="0" w:color="000000"/>
+              <w:left w:val="single" w:sz="4" w:space="0" w:color="000000"/>
+              <w:bottom w:val="single" w:sz="4" w:space="0" w:color="000000"/>
+              <w:right w:val="single" w:sz="4" w:space="0" w:color="000000"/>
+            </w:tcBorders>
+            <w:vAlign w:val="center"/>
+          </w:tcPr>
+          <w:p>
+            <w:pPr>
+              <w:spacing w:before="40" w:after="40"/>
+              <w:jc w:val="left"/>
+            </w:pPr>
+            <w:r>
+              <w:rPr>
+                <w:rFonts w:ascii="Adani" w:hAnsi="Adani"/>
+                <w:b w:val="0"/>
+                <w:sz w:val="18"/>
+                <w:u w:val="none"/>
+              </w:rPr>
+              <w:t>Director</w:t>
+            </w:r>
+          </w:p>
+        </w:tc>
+        <w:tc>
+          <w:tcPr>
+            <w:tcW w:type="dxa" w:w="1020"/>
+            <w:shd w:val="clear" w:color="auto" w:fill="FFFFFF"/>
+            <w:tcBorders>
+              <w:top w:val="single" w:sz="4" w:space="0" w:color="000000"/>
+              <w:left w:val="single" w:sz="4" w:space="0" w:color="000000"/>
+              <w:bottom w:val="single" w:sz="4" w:space="0" w:color="000000"/>
+              <w:right w:val="single" w:sz="4" w:space="0" w:color="000000"/>
+            </w:tcBorders>
+            <w:vAlign w:val="center"/>
+          </w:tcPr>
+          <w:p>
+            <w:pPr>
+              <w:spacing w:before="40" w:after="40"/>
+              <w:jc w:val="left"/>
+            </w:pPr>
+            <w:r>
+              <w:rPr>
+                <w:rFonts w:ascii="Adani" w:hAnsi="Adani"/>
+                <w:b w:val="0"/>
+                <w:sz w:val="18"/>
+                <w:u w:val="none"/>
+              </w:rPr>
+              <w:t>NIL</w:t>
+            </w:r>
+          </w:p>
+        </w:tc>
+        <w:tc>
+          <w:tcPr>
+            <w:tcW w:type="dxa" w:w="1247"/>
+            <w:shd w:val="clear" w:color="auto" w:fill="FFFFFF"/>
+            <w:tcBorders>
+              <w:top w:val="single" w:sz="4" w:space="0" w:color="000000"/>
+              <w:left w:val="single" w:sz="4" w:space="0" w:color="000000"/>
+              <w:bottom w:val="single" w:sz="4" w:space="0" w:color="000000"/>
+              <w:right w:val="single" w:sz="4" w:space="0" w:color="000000"/>
+            </w:tcBorders>
+            <w:vAlign w:val="center"/>
+          </w:tcPr>
+          <w:p>
+            <w:pPr>
+              <w:spacing w:before="40" w:after="40"/>
+              <w:jc w:val="left"/>
+            </w:pPr>
+            <w:r>
+              <w:rPr>
+                <w:rFonts w:ascii="Adani" w:hAnsi="Adani"/>
+                <w:b w:val="0"/>
+                <w:sz w:val="18"/>
+                <w:u w:val="none"/>
+              </w:rPr>
+              <w:t>07/11/2022</w:t>
+            </w:r>
+          </w:p>
+        </w:tc>
+      </w:tr>
+      <w:tr>
+        <w:tc>
+          <w:tcPr>
+            <w:tcW w:type="dxa" w:w="680"/>
+            <w:shd w:val="clear" w:color="auto" w:fill="FFFFFF"/>
+            <w:tcBorders>
+              <w:top w:val="single" w:sz="4" w:space="0" w:color="000000"/>
+              <w:left w:val="single" w:sz="4" w:space="0" w:color="000000"/>
+              <w:bottom w:val="single" w:sz="4" w:space="0" w:color="000000"/>
+              <w:right w:val="single" w:sz="4" w:space="0" w:color="000000"/>
+            </w:tcBorders>
+            <w:vAlign w:val="center"/>
+          </w:tcPr>
+          <w:p>
+            <w:pPr>
+              <w:spacing w:before="40" w:after="40"/>
+              <w:jc w:val="left"/>
+            </w:pPr>
+            <w:r>
+              <w:rPr>
+                <w:rFonts w:ascii="Adani" w:hAnsi="Adani"/>
+                <w:b w:val="0"/>
+                <w:sz w:val="18"/>
+                <w:u w:val="none"/>
+              </w:rPr>
+              <w:t>5</w:t>
             </w:r>
           </w:p>
         </w:tc>
@@ -780,7 +1071,149 @@
                 <w:sz w:val="18"/>
                 <w:u w:val="none"/>
               </w:rPr>
-              <w:t>3</w:t>
+              <w:t>6</w:t>
+            </w:r>
+          </w:p>
+        </w:tc>
+        <w:tc>
+          <w:tcPr>
+            <w:tcW w:type="dxa" w:w="3969"/>
+            <w:shd w:val="clear" w:color="auto" w:fill="FFFFFF"/>
+            <w:tcBorders>
+              <w:top w:val="single" w:sz="4" w:space="0" w:color="000000"/>
+              <w:left w:val="single" w:sz="4" w:space="0" w:color="000000"/>
+              <w:bottom w:val="single" w:sz="4" w:space="0" w:color="000000"/>
+              <w:right w:val="single" w:sz="4" w:space="0" w:color="000000"/>
+            </w:tcBorders>
+            <w:vAlign w:val="center"/>
+          </w:tcPr>
+          <w:p>
+            <w:pPr>
+              <w:spacing w:before="40" w:after="40"/>
+              <w:jc w:val="left"/>
+            </w:pPr>
+            <w:r>
+              <w:rPr>
+                <w:rFonts w:ascii="Adani" w:hAnsi="Adani"/>
+                <w:b w:val="0"/>
+                <w:sz w:val="18"/>
+                <w:u w:val="none"/>
+              </w:rPr>
+              <w:t>ADANI SOLAR ENERGY RJ ONE LIMITED</w:t>
+            </w:r>
+          </w:p>
+        </w:tc>
+        <w:tc>
+          <w:tcPr>
+            <w:tcW w:type="dxa" w:w="1814"/>
+            <w:shd w:val="clear" w:color="auto" w:fill="FFFFFF"/>
+            <w:tcBorders>
+              <w:top w:val="single" w:sz="4" w:space="0" w:color="000000"/>
+              <w:left w:val="single" w:sz="4" w:space="0" w:color="000000"/>
+              <w:bottom w:val="single" w:sz="4" w:space="0" w:color="000000"/>
+              <w:right w:val="single" w:sz="4" w:space="0" w:color="000000"/>
+            </w:tcBorders>
+            <w:vAlign w:val="center"/>
+          </w:tcPr>
+          <w:p>
+            <w:pPr>
+              <w:spacing w:before="40" w:after="40"/>
+              <w:jc w:val="left"/>
+            </w:pPr>
+            <w:r>
+              <w:rPr>
+                <w:rFonts w:ascii="Adani" w:hAnsi="Adani"/>
+                <w:b w:val="0"/>
+                <w:sz w:val="18"/>
+                <w:u w:val="none"/>
+              </w:rPr>
+              <w:t>Director</w:t>
+            </w:r>
+          </w:p>
+        </w:tc>
+        <w:tc>
+          <w:tcPr>
+            <w:tcW w:type="dxa" w:w="1020"/>
+            <w:shd w:val="clear" w:color="auto" w:fill="FFFFFF"/>
+            <w:tcBorders>
+              <w:top w:val="single" w:sz="4" w:space="0" w:color="000000"/>
+              <w:left w:val="single" w:sz="4" w:space="0" w:color="000000"/>
+              <w:bottom w:val="single" w:sz="4" w:space="0" w:color="000000"/>
+              <w:right w:val="single" w:sz="4" w:space="0" w:color="000000"/>
+            </w:tcBorders>
+            <w:vAlign w:val="center"/>
+          </w:tcPr>
+          <w:p>
+            <w:pPr>
+              <w:spacing w:before="40" w:after="40"/>
+              <w:jc w:val="left"/>
+            </w:pPr>
+            <w:r>
+              <w:rPr>
+                <w:rFonts w:ascii="Adani" w:hAnsi="Adani"/>
+                <w:b w:val="0"/>
+                <w:sz w:val="18"/>
+                <w:u w:val="none"/>
+              </w:rPr>
+              <w:t>NIL</w:t>
+            </w:r>
+          </w:p>
+        </w:tc>
+        <w:tc>
+          <w:tcPr>
+            <w:tcW w:type="dxa" w:w="1247"/>
+            <w:shd w:val="clear" w:color="auto" w:fill="FFFFFF"/>
+            <w:tcBorders>
+              <w:top w:val="single" w:sz="4" w:space="0" w:color="000000"/>
+              <w:left w:val="single" w:sz="4" w:space="0" w:color="000000"/>
+              <w:bottom w:val="single" w:sz="4" w:space="0" w:color="000000"/>
+              <w:right w:val="single" w:sz="4" w:space="0" w:color="000000"/>
+            </w:tcBorders>
+            <w:vAlign w:val="center"/>
+          </w:tcPr>
+          <w:p>
+            <w:pPr>
+              <w:spacing w:before="40" w:after="40"/>
+              <w:jc w:val="left"/>
+            </w:pPr>
+            <w:r>
+              <w:rPr>
+                <w:rFonts w:ascii="Adani" w:hAnsi="Adani"/>
+                <w:b w:val="0"/>
+                <w:sz w:val="18"/>
+                <w:u w:val="none"/>
+              </w:rPr>
+              <w:t>21/10/2022</w:t>
+            </w:r>
+          </w:p>
+        </w:tc>
+      </w:tr>
+      <w:tr>
+        <w:tc>
+          <w:tcPr>
+            <w:tcW w:type="dxa" w:w="680"/>
+            <w:shd w:val="clear" w:color="auto" w:fill="FFFFFF"/>
+            <w:tcBorders>
+              <w:top w:val="single" w:sz="4" w:space="0" w:color="000000"/>
+              <w:left w:val="single" w:sz="4" w:space="0" w:color="000000"/>
+              <w:bottom w:val="single" w:sz="4" w:space="0" w:color="000000"/>
+              <w:right w:val="single" w:sz="4" w:space="0" w:color="000000"/>
+            </w:tcBorders>
+            <w:vAlign w:val="center"/>
+          </w:tcPr>
+          <w:p>
+            <w:pPr>
+              <w:spacing w:before="40" w:after="40"/>
+              <w:jc w:val="left"/>
+            </w:pPr>
+            <w:r>
+              <w:rPr>
+                <w:rFonts w:ascii="Adani" w:hAnsi="Adani"/>
+                <w:b w:val="0"/>
+                <w:sz w:val="18"/>
+                <w:u w:val="none"/>
+              </w:rPr>
+              <w:t>7</w:t>
             </w:r>
           </w:p>
         </w:tc>
@@ -922,149 +1355,7 @@
                 <w:sz w:val="18"/>
                 <w:u w:val="none"/>
               </w:rPr>
-              <w:t>4</w:t>
-            </w:r>
-          </w:p>
-        </w:tc>
-        <w:tc>
-          <w:tcPr>
-            <w:tcW w:type="dxa" w:w="3969"/>
-            <w:shd w:val="clear" w:color="auto" w:fill="FFFFFF"/>
-            <w:tcBorders>
-              <w:top w:val="single" w:sz="4" w:space="0" w:color="000000"/>
-              <w:left w:val="single" w:sz="4" w:space="0" w:color="000000"/>
-              <w:bottom w:val="single" w:sz="4" w:space="0" w:color="000000"/>
-              <w:right w:val="single" w:sz="4" w:space="0" w:color="000000"/>
-            </w:tcBorders>
-            <w:vAlign w:val="center"/>
-          </w:tcPr>
-          <w:p>
-            <w:pPr>
-              <w:spacing w:before="40" w:after="40"/>
-              <w:jc w:val="left"/>
-            </w:pPr>
-            <w:r>
-              <w:rPr>
-                <w:rFonts w:ascii="Adani" w:hAnsi="Adani"/>
-                <w:b w:val="0"/>
-                <w:sz w:val="18"/>
-                <w:u w:val="none"/>
-              </w:rPr>
-              <w:t>ADANI SOLAR ENERGY RJ ONE LIMITED</w:t>
-            </w:r>
-          </w:p>
-        </w:tc>
-        <w:tc>
-          <w:tcPr>
-            <w:tcW w:type="dxa" w:w="1814"/>
-            <w:shd w:val="clear" w:color="auto" w:fill="FFFFFF"/>
-            <w:tcBorders>
-              <w:top w:val="single" w:sz="4" w:space="0" w:color="000000"/>
-              <w:left w:val="single" w:sz="4" w:space="0" w:color="000000"/>
-              <w:bottom w:val="single" w:sz="4" w:space="0" w:color="000000"/>
-              <w:right w:val="single" w:sz="4" w:space="0" w:color="000000"/>
-            </w:tcBorders>
-            <w:vAlign w:val="center"/>
-          </w:tcPr>
-          <w:p>
-            <w:pPr>
-              <w:spacing w:before="40" w:after="40"/>
-              <w:jc w:val="left"/>
-            </w:pPr>
-            <w:r>
-              <w:rPr>
-                <w:rFonts w:ascii="Adani" w:hAnsi="Adani"/>
-                <w:b w:val="0"/>
-                <w:sz w:val="18"/>
-                <w:u w:val="none"/>
-              </w:rPr>
-              <w:t>Director</w:t>
-            </w:r>
-          </w:p>
-        </w:tc>
-        <w:tc>
-          <w:tcPr>
-            <w:tcW w:type="dxa" w:w="1020"/>
-            <w:shd w:val="clear" w:color="auto" w:fill="FFFFFF"/>
-            <w:tcBorders>
-              <w:top w:val="single" w:sz="4" w:space="0" w:color="000000"/>
-              <w:left w:val="single" w:sz="4" w:space="0" w:color="000000"/>
-              <w:bottom w:val="single" w:sz="4" w:space="0" w:color="000000"/>
-              <w:right w:val="single" w:sz="4" w:space="0" w:color="000000"/>
-            </w:tcBorders>
-            <w:vAlign w:val="center"/>
-          </w:tcPr>
-          <w:p>
-            <w:pPr>
-              <w:spacing w:before="40" w:after="40"/>
-              <w:jc w:val="left"/>
-            </w:pPr>
-            <w:r>
-              <w:rPr>
-                <w:rFonts w:ascii="Adani" w:hAnsi="Adani"/>
-                <w:b w:val="0"/>
-                <w:sz w:val="18"/>
-                <w:u w:val="none"/>
-              </w:rPr>
-              <w:t>NIL</w:t>
-            </w:r>
-          </w:p>
-        </w:tc>
-        <w:tc>
-          <w:tcPr>
-            <w:tcW w:type="dxa" w:w="1247"/>
-            <w:shd w:val="clear" w:color="auto" w:fill="FFFFFF"/>
-            <w:tcBorders>
-              <w:top w:val="single" w:sz="4" w:space="0" w:color="000000"/>
-              <w:left w:val="single" w:sz="4" w:space="0" w:color="000000"/>
-              <w:bottom w:val="single" w:sz="4" w:space="0" w:color="000000"/>
-              <w:right w:val="single" w:sz="4" w:space="0" w:color="000000"/>
-            </w:tcBorders>
-            <w:vAlign w:val="center"/>
-          </w:tcPr>
-          <w:p>
-            <w:pPr>
-              <w:spacing w:before="40" w:after="40"/>
-              <w:jc w:val="left"/>
-            </w:pPr>
-            <w:r>
-              <w:rPr>
-                <w:rFonts w:ascii="Adani" w:hAnsi="Adani"/>
-                <w:b w:val="0"/>
-                <w:sz w:val="18"/>
-                <w:u w:val="none"/>
-              </w:rPr>
-              <w:t>21/10/2022</w:t>
-            </w:r>
-          </w:p>
-        </w:tc>
-      </w:tr>
-      <w:tr>
-        <w:tc>
-          <w:tcPr>
-            <w:tcW w:type="dxa" w:w="680"/>
-            <w:shd w:val="clear" w:color="auto" w:fill="FFFFFF"/>
-            <w:tcBorders>
-              <w:top w:val="single" w:sz="4" w:space="0" w:color="000000"/>
-              <w:left w:val="single" w:sz="4" w:space="0" w:color="000000"/>
-              <w:bottom w:val="single" w:sz="4" w:space="0" w:color="000000"/>
-              <w:right w:val="single" w:sz="4" w:space="0" w:color="000000"/>
-            </w:tcBorders>
-            <w:vAlign w:val="center"/>
-          </w:tcPr>
-          <w:p>
-            <w:pPr>
-              <w:spacing w:before="40" w:after="40"/>
-              <w:jc w:val="left"/>
-            </w:pPr>
-            <w:r>
-              <w:rPr>
-                <w:rFonts w:ascii="Adani" w:hAnsi="Adani"/>
-                <w:b w:val="0"/>
-                <w:sz w:val="18"/>
-                <w:u w:val="none"/>
-              </w:rPr>
-              <w:t>5</w:t>
+              <w:t>8</w:t>
             </w:r>
           </w:p>
         </w:tc>
@@ -1206,7 +1497,7 @@
                 <w:sz w:val="18"/>
                 <w:u w:val="none"/>
               </w:rPr>
-              <w:t>6</w:t>
+              <w:t>9</w:t>
             </w:r>
           </w:p>
         </w:tc>
@@ -1348,7 +1639,7 @@
                 <w:sz w:val="18"/>
                 <w:u w:val="none"/>
               </w:rPr>
-              <w:t>7</w:t>
+              <w:t>10</w:t>
             </w:r>
           </w:p>
         </w:tc>
@@ -1490,7 +1781,7 @@
                 <w:sz w:val="18"/>
                 <w:u w:val="none"/>
               </w:rPr>
-              <w:t>8</w:t>
+              <w:t>11</w:t>
             </w:r>
           </w:p>
         </w:tc>
@@ -1632,7 +1923,7 @@
                 <w:sz w:val="18"/>
                 <w:u w:val="none"/>
               </w:rPr>
-              <w:t>9</w:t>
+              <w:t>12</w:t>
             </w:r>
           </w:p>
         </w:tc>
@@ -1660,7 +1951,7 @@
                 <w:sz w:val="18"/>
                 <w:u w:val="none"/>
               </w:rPr>
-              <w:t>ADANI RENEWABLE ENERGY FORTY FIVE LIMITED</w:t>
+              <w:t>ADANI RENEWABLE ENERGY FORTY NINE LIMITED</w:t>
             </w:r>
           </w:p>
         </w:tc>
@@ -1774,7 +2065,7 @@
                 <w:sz w:val="18"/>
                 <w:u w:val="none"/>
               </w:rPr>
-              <w:t>10</w:t>
+              <w:t>13</w:t>
             </w:r>
           </w:p>
         </w:tc>
@@ -1802,7 +2093,7 @@
                 <w:sz w:val="18"/>
                 <w:u w:val="none"/>
               </w:rPr>
-              <w:t>ADANI RENEWABLE ENERGY FORTY NINE LIMITED</w:t>
+              <w:t>ADANI RENEWABLE ENERGY FORTY FIVE LIMITED</w:t>
             </w:r>
           </w:p>
         </w:tc>
@@ -2123,7 +2414,7 @@
                 <w:sz w:val="18"/>
                 <w:u w:val="none"/>
               </w:rPr>
-              <w:t>Date:   07th May, 2026</w:t>
+              <w:t>Date:   15th May, 2026</w:t>
             </w:r>
           </w:p>
         </w:tc>
@@ -2389,174 +2680,441 @@
         <w:t>:</w:t>
       </w:r>
     </w:p>
-    <w:p>
-      <w:pPr>
-        <w:pStyle w:val="ListNumber"/>
-        <w:spacing w:before="0" w:after="40"/>
-        <w:ind w:left="720"/>
-      </w:pPr>
-      <w:r>
-        <w:rPr>
-          <w:rFonts w:ascii="Adani" w:hAnsi="Adani"/>
-          <w:b w:val="0"/>
-          <w:sz w:val="20"/>
-          <w:u w:val="none"/>
-        </w:rPr>
-        <w:t>Father</w:t>
-        <w:tab/>
-        <w:tab/>
-        <w:t>:</w:t>
-        <w:tab/>
-        <w:t>NIL</w:t>
-      </w:r>
-    </w:p>
-    <w:p>
-      <w:pPr>
-        <w:pStyle w:val="ListNumber"/>
-        <w:spacing w:before="0" w:after="40"/>
-        <w:ind w:left="720"/>
-      </w:pPr>
-      <w:r>
-        <w:rPr>
-          <w:rFonts w:ascii="Adani" w:hAnsi="Adani"/>
-          <w:b w:val="0"/>
-          <w:sz w:val="20"/>
-          <w:u w:val="none"/>
-        </w:rPr>
-        <w:t>Mother</w:t>
-        <w:tab/>
-        <w:tab/>
-        <w:t>:</w:t>
-        <w:tab/>
-        <w:t>NIL</w:t>
-      </w:r>
-    </w:p>
-    <w:p>
-      <w:pPr>
-        <w:pStyle w:val="ListNumber"/>
-        <w:spacing w:before="0" w:after="40"/>
-        <w:ind w:left="720"/>
-      </w:pPr>
-      <w:r>
-        <w:rPr>
-          <w:rFonts w:ascii="Adani" w:hAnsi="Adani"/>
-          <w:b w:val="0"/>
-          <w:sz w:val="20"/>
-          <w:u w:val="none"/>
-        </w:rPr>
-        <w:t>Son</w:t>
-        <w:tab/>
-        <w:tab/>
-        <w:t>:</w:t>
-        <w:tab/>
-        <w:t>NIL</w:t>
-      </w:r>
-    </w:p>
-    <w:p>
-      <w:pPr>
-        <w:pStyle w:val="ListNumber"/>
-        <w:spacing w:before="0" w:after="40"/>
-        <w:ind w:left="720"/>
-      </w:pPr>
-      <w:r>
-        <w:rPr>
-          <w:rFonts w:ascii="Adani" w:hAnsi="Adani"/>
-          <w:b w:val="0"/>
-          <w:sz w:val="20"/>
-          <w:u w:val="none"/>
-        </w:rPr>
-        <w:t>Son's Wife</w:t>
-        <w:tab/>
-        <w:tab/>
-        <w:t>:</w:t>
-        <w:tab/>
-        <w:t>NIL</w:t>
-      </w:r>
-    </w:p>
-    <w:p>
-      <w:pPr>
-        <w:pStyle w:val="ListNumber"/>
-        <w:spacing w:before="0" w:after="40"/>
-        <w:ind w:left="720"/>
-      </w:pPr>
-      <w:r>
-        <w:rPr>
-          <w:rFonts w:ascii="Adani" w:hAnsi="Adani"/>
-          <w:b w:val="0"/>
-          <w:sz w:val="20"/>
-          <w:u w:val="none"/>
-        </w:rPr>
-        <w:t>Daughter</w:t>
-        <w:tab/>
-        <w:tab/>
-        <w:t>:</w:t>
-        <w:tab/>
-        <w:t>NIL</w:t>
-      </w:r>
-    </w:p>
-    <w:p>
-      <w:pPr>
-        <w:pStyle w:val="ListNumber"/>
-        <w:spacing w:before="0" w:after="40"/>
-        <w:ind w:left="720"/>
-      </w:pPr>
-      <w:r>
-        <w:rPr>
-          <w:rFonts w:ascii="Adani" w:hAnsi="Adani"/>
-          <w:b w:val="0"/>
-          <w:sz w:val="20"/>
-          <w:u w:val="none"/>
-        </w:rPr>
-        <w:t>Daughter's Husband</w:t>
-        <w:tab/>
-        <w:tab/>
-        <w:t>:</w:t>
-        <w:tab/>
-        <w:t>NIL</w:t>
-      </w:r>
-    </w:p>
-    <w:p>
-      <w:pPr>
-        <w:pStyle w:val="ListNumber"/>
-        <w:spacing w:before="0" w:after="40"/>
-        <w:ind w:left="720"/>
-      </w:pPr>
-      <w:r>
-        <w:rPr>
-          <w:rFonts w:ascii="Adani" w:hAnsi="Adani"/>
-          <w:b w:val="0"/>
-          <w:sz w:val="20"/>
-          <w:u w:val="none"/>
-        </w:rPr>
-        <w:t>Brother</w:t>
-        <w:tab/>
-        <w:tab/>
-        <w:t>:</w:t>
-        <w:tab/>
-        <w:t>NIL</w:t>
-      </w:r>
-    </w:p>
-    <w:p>
-      <w:pPr>
-        <w:pStyle w:val="ListNumber"/>
-        <w:spacing w:before="0" w:after="40"/>
-        <w:ind w:left="720"/>
-      </w:pPr>
-      <w:r>
-        <w:rPr>
-          <w:rFonts w:ascii="Adani" w:hAnsi="Adani"/>
-          <w:b w:val="0"/>
-          <w:sz w:val="20"/>
-          <w:u w:val="none"/>
-        </w:rPr>
-        <w:t>Sister</w:t>
-        <w:tab/>
-        <w:tab/>
-        <w:t>:</w:t>
-        <w:tab/>
-        <w:t>NIL</w:t>
-      </w:r>
-    </w:p>
+    <w:tbl>
+      <w:tblPr>
+        <w:tblW w:type="auto" w:w="0"/>
+        <w:jc w:val="left"/>
+        <w:tblLook w:firstColumn="1" w:firstRow="1" w:lastColumn="0" w:lastRow="0" w:noHBand="0" w:noVBand="1" w:val="04A0"/>
+      </w:tblPr>
+      <w:tblGrid>
+        <w:gridCol w:w="4536"/>
+        <w:gridCol w:w="4536"/>
+      </w:tblGrid>
+      <w:tr>
+        <w:tc>
+          <w:tcPr>
+            <w:tcW w:type="dxa" w:w="4536"/>
+            <w:tcBorders>
+              <w:top w:val="none"/>
+              <w:bottom w:val="none"/>
+              <w:left w:val="none"/>
+              <w:right w:val="none"/>
+            </w:tcBorders>
+          </w:tcPr>
+          <w:p>
+            <w:pPr>
+              <w:ind w:left="720"/>
+            </w:pPr>
+            <w:r>
+              <w:rPr>
+                <w:rFonts w:ascii="Adani" w:hAnsi="Adani"/>
+                <w:b w:val="0"/>
+                <w:sz w:val="20"/>
+                <w:u w:val="none"/>
+              </w:rPr>
+              <w:t>1.</w:t>
+              <w:tab/>
+              <w:t>Father</w:t>
+              <w:tab/>
+              <w:t>:</w:t>
+            </w:r>
+          </w:p>
+        </w:tc>
+        <w:tc>
+          <w:tcPr>
+            <w:tcW w:type="dxa" w:w="4536"/>
+            <w:tcBorders>
+              <w:top w:val="none"/>
+              <w:bottom w:val="none"/>
+              <w:left w:val="none"/>
+              <w:right w:val="none"/>
+            </w:tcBorders>
+          </w:tcPr>
+          <w:p>
+            <w:r>
+              <w:rPr>
+                <w:rFonts w:ascii="Adani" w:hAnsi="Adani"/>
+                <w:b w:val="0"/>
+                <w:sz w:val="20"/>
+                <w:u w:val="none"/>
+              </w:rPr>
+              <w:t>NIL</w:t>
+            </w:r>
+          </w:p>
+        </w:tc>
+      </w:tr>
+      <w:tr>
+        <w:tc>
+          <w:tcPr>
+            <w:tcW w:type="dxa" w:w="4536"/>
+            <w:tcBorders>
+              <w:top w:val="none"/>
+              <w:bottom w:val="none"/>
+              <w:left w:val="none"/>
+              <w:right w:val="none"/>
+            </w:tcBorders>
+          </w:tcPr>
+          <w:p>
+            <w:pPr>
+              <w:ind w:left="720"/>
+            </w:pPr>
+            <w:r>
+              <w:rPr>
+                <w:rFonts w:ascii="Adani" w:hAnsi="Adani"/>
+                <w:b w:val="0"/>
+                <w:sz w:val="20"/>
+                <w:u w:val="none"/>
+              </w:rPr>
+              <w:t>2.</w:t>
+              <w:tab/>
+              <w:t>Mother</w:t>
+              <w:tab/>
+              <w:t>:</w:t>
+            </w:r>
+          </w:p>
+        </w:tc>
+        <w:tc>
+          <w:tcPr>
+            <w:tcW w:type="dxa" w:w="4536"/>
+            <w:tcBorders>
+              <w:top w:val="none"/>
+              <w:bottom w:val="none"/>
+              <w:left w:val="none"/>
+              <w:right w:val="none"/>
+            </w:tcBorders>
+          </w:tcPr>
+          <w:p>
+            <w:r>
+              <w:rPr>
+                <w:rFonts w:ascii="Adani" w:hAnsi="Adani"/>
+                <w:b w:val="0"/>
+                <w:sz w:val="20"/>
+                <w:u w:val="none"/>
+              </w:rPr>
+              <w:t>NIL</w:t>
+            </w:r>
+          </w:p>
+        </w:tc>
+      </w:tr>
+      <w:tr>
+        <w:tc>
+          <w:tcPr>
+            <w:tcW w:type="dxa" w:w="4536"/>
+            <w:tcBorders>
+              <w:top w:val="none"/>
+              <w:bottom w:val="none"/>
+              <w:left w:val="none"/>
+              <w:right w:val="none"/>
+            </w:tcBorders>
+          </w:tcPr>
+          <w:p>
+            <w:pPr>
+              <w:ind w:left="720"/>
+            </w:pPr>
+            <w:r>
+              <w:rPr>
+                <w:rFonts w:ascii="Adani" w:hAnsi="Adani"/>
+                <w:b w:val="0"/>
+                <w:sz w:val="20"/>
+                <w:u w:val="none"/>
+              </w:rPr>
+              <w:t>3.</w:t>
+              <w:tab/>
+              <w:t>Son</w:t>
+              <w:tab/>
+              <w:t>:</w:t>
+            </w:r>
+          </w:p>
+        </w:tc>
+        <w:tc>
+          <w:tcPr>
+            <w:tcW w:type="dxa" w:w="4536"/>
+            <w:tcBorders>
+              <w:top w:val="none"/>
+              <w:bottom w:val="none"/>
+              <w:left w:val="none"/>
+              <w:right w:val="none"/>
+            </w:tcBorders>
+          </w:tcPr>
+          <w:p>
+            <w:r>
+              <w:rPr>
+                <w:rFonts w:ascii="Adani" w:hAnsi="Adani"/>
+                <w:b w:val="0"/>
+                <w:sz w:val="20"/>
+                <w:u w:val="none"/>
+              </w:rPr>
+              <w:t>NIL</w:t>
+            </w:r>
+          </w:p>
+        </w:tc>
+      </w:tr>
+      <w:tr>
+        <w:tc>
+          <w:tcPr>
+            <w:tcW w:type="dxa" w:w="4536"/>
+            <w:tcBorders>
+              <w:top w:val="none"/>
+              <w:bottom w:val="none"/>
+              <w:left w:val="none"/>
+              <w:right w:val="none"/>
+            </w:tcBorders>
+          </w:tcPr>
+          <w:p>
+            <w:pPr>
+              <w:ind w:left="720"/>
+            </w:pPr>
+            <w:r>
+              <w:rPr>
+                <w:rFonts w:ascii="Adani" w:hAnsi="Adani"/>
+                <w:b w:val="0"/>
+                <w:sz w:val="20"/>
+                <w:u w:val="none"/>
+              </w:rPr>
+              <w:t>4.</w:t>
+              <w:tab/>
+              <w:t>Son's Wife</w:t>
+              <w:tab/>
+              <w:t>:</w:t>
+            </w:r>
+          </w:p>
+        </w:tc>
+        <w:tc>
+          <w:tcPr>
+            <w:tcW w:type="dxa" w:w="4536"/>
+            <w:tcBorders>
+              <w:top w:val="none"/>
+              <w:bottom w:val="none"/>
+              <w:left w:val="none"/>
+              <w:right w:val="none"/>
+            </w:tcBorders>
+          </w:tcPr>
+          <w:p>
+            <w:r>
+              <w:rPr>
+                <w:rFonts w:ascii="Adani" w:hAnsi="Adani"/>
+                <w:b w:val="0"/>
+                <w:sz w:val="20"/>
+                <w:u w:val="none"/>
+              </w:rPr>
+              <w:t>NIL</w:t>
+            </w:r>
+          </w:p>
+        </w:tc>
+      </w:tr>
+      <w:tr>
+        <w:tc>
+          <w:tcPr>
+            <w:tcW w:type="dxa" w:w="4536"/>
+            <w:tcBorders>
+              <w:top w:val="none"/>
+              <w:bottom w:val="none"/>
+              <w:left w:val="none"/>
+              <w:right w:val="none"/>
+            </w:tcBorders>
+          </w:tcPr>
+          <w:p>
+            <w:pPr>
+              <w:ind w:left="720"/>
+            </w:pPr>
+            <w:r>
+              <w:rPr>
+                <w:rFonts w:ascii="Adani" w:hAnsi="Adani"/>
+                <w:b w:val="0"/>
+                <w:sz w:val="20"/>
+                <w:u w:val="none"/>
+              </w:rPr>
+              <w:t>5.</w:t>
+              <w:tab/>
+              <w:t>Daughter</w:t>
+              <w:tab/>
+              <w:t>:</w:t>
+            </w:r>
+          </w:p>
+        </w:tc>
+        <w:tc>
+          <w:tcPr>
+            <w:tcW w:type="dxa" w:w="4536"/>
+            <w:tcBorders>
+              <w:top w:val="none"/>
+              <w:bottom w:val="none"/>
+              <w:left w:val="none"/>
+              <w:right w:val="none"/>
+            </w:tcBorders>
+          </w:tcPr>
+          <w:p>
+            <w:r>
+              <w:rPr>
+                <w:rFonts w:ascii="Adani" w:hAnsi="Adani"/>
+                <w:b w:val="0"/>
+                <w:sz w:val="20"/>
+                <w:u w:val="none"/>
+              </w:rPr>
+              <w:t>NIL</w:t>
+            </w:r>
+          </w:p>
+        </w:tc>
+      </w:tr>
+      <w:tr>
+        <w:tc>
+          <w:tcPr>
+            <w:tcW w:type="dxa" w:w="4536"/>
+            <w:tcBorders>
+              <w:top w:val="none"/>
+              <w:bottom w:val="none"/>
+              <w:left w:val="none"/>
+              <w:right w:val="none"/>
+            </w:tcBorders>
+          </w:tcPr>
+          <w:p>
+            <w:pPr>
+              <w:ind w:left="720"/>
+            </w:pPr>
+            <w:r>
+              <w:rPr>
+                <w:rFonts w:ascii="Adani" w:hAnsi="Adani"/>
+                <w:b w:val="0"/>
+                <w:sz w:val="20"/>
+                <w:u w:val="none"/>
+              </w:rPr>
+              <w:t>6.</w:t>
+              <w:tab/>
+              <w:t>Daughter's Husband</w:t>
+              <w:tab/>
+              <w:t>:</w:t>
+            </w:r>
+          </w:p>
+        </w:tc>
+        <w:tc>
+          <w:tcPr>
+            <w:tcW w:type="dxa" w:w="4536"/>
+            <w:tcBorders>
+              <w:top w:val="none"/>
+              <w:bottom w:val="none"/>
+              <w:left w:val="none"/>
+              <w:right w:val="none"/>
+            </w:tcBorders>
+          </w:tcPr>
+          <w:p>
+            <w:r>
+              <w:rPr>
+                <w:rFonts w:ascii="Adani" w:hAnsi="Adani"/>
+                <w:b w:val="0"/>
+                <w:sz w:val="20"/>
+                <w:u w:val="none"/>
+              </w:rPr>
+              <w:t>NIL</w:t>
+            </w:r>
+          </w:p>
+        </w:tc>
+      </w:tr>
+      <w:tr>
+        <w:tc>
+          <w:tcPr>
+            <w:tcW w:type="dxa" w:w="4536"/>
+            <w:tcBorders>
+              <w:top w:val="none"/>
+              <w:bottom w:val="none"/>
+              <w:left w:val="none"/>
+              <w:right w:val="none"/>
+            </w:tcBorders>
+          </w:tcPr>
+          <w:p>
+            <w:pPr>
+              <w:ind w:left="720"/>
+            </w:pPr>
+            <w:r>
+              <w:rPr>
+                <w:rFonts w:ascii="Adani" w:hAnsi="Adani"/>
+                <w:b w:val="0"/>
+                <w:sz w:val="20"/>
+                <w:u w:val="none"/>
+              </w:rPr>
+              <w:t>7.</w:t>
+              <w:tab/>
+              <w:t>Brother</w:t>
+              <w:tab/>
+              <w:t>:</w:t>
+            </w:r>
+          </w:p>
+        </w:tc>
+        <w:tc>
+          <w:tcPr>
+            <w:tcW w:type="dxa" w:w="4536"/>
+            <w:tcBorders>
+              <w:top w:val="none"/>
+              <w:bottom w:val="none"/>
+              <w:left w:val="none"/>
+              <w:right w:val="none"/>
+            </w:tcBorders>
+          </w:tcPr>
+          <w:p>
+            <w:r>
+              <w:rPr>
+                <w:rFonts w:ascii="Adani" w:hAnsi="Adani"/>
+                <w:b w:val="0"/>
+                <w:sz w:val="20"/>
+                <w:u w:val="none"/>
+              </w:rPr>
+              <w:t>NIL</w:t>
+            </w:r>
+          </w:p>
+        </w:tc>
+      </w:tr>
+      <w:tr>
+        <w:tc>
+          <w:tcPr>
+            <w:tcW w:type="dxa" w:w="4536"/>
+            <w:tcBorders>
+              <w:top w:val="none"/>
+              <w:bottom w:val="none"/>
+              <w:left w:val="none"/>
+              <w:right w:val="none"/>
+            </w:tcBorders>
+          </w:tcPr>
+          <w:p>
+            <w:pPr>
+              <w:ind w:left="720"/>
+            </w:pPr>
+            <w:r>
+              <w:rPr>
+                <w:rFonts w:ascii="Adani" w:hAnsi="Adani"/>
+                <w:b w:val="0"/>
+                <w:sz w:val="20"/>
+                <w:u w:val="none"/>
+              </w:rPr>
+              <w:t>8.</w:t>
+              <w:tab/>
+              <w:t>Sister</w:t>
+              <w:tab/>
+              <w:t>:</w:t>
+            </w:r>
+          </w:p>
+        </w:tc>
+        <w:tc>
+          <w:tcPr>
+            <w:tcW w:type="dxa" w:w="4536"/>
+            <w:tcBorders>
+              <w:top w:val="none"/>
+              <w:bottom w:val="none"/>
+              <w:left w:val="none"/>
+              <w:right w:val="none"/>
+            </w:tcBorders>
+          </w:tcPr>
+          <w:p>
+            <w:r>
+              <w:rPr>
+                <w:rFonts w:ascii="Adani" w:hAnsi="Adani"/>
+                <w:b w:val="0"/>
+                <w:sz w:val="20"/>
+                <w:u w:val="none"/>
+              </w:rPr>
+              <w:t>NIL</w:t>
+            </w:r>
+          </w:p>
+        </w:tc>
+      </w:tr>
+    </w:tbl>
     <w:p/>
     <w:p>
       <w:pPr>
@@ -2893,7 +3451,7 @@
                 <w:sz w:val="18"/>
                 <w:u w:val="none"/>
               </w:rPr>
-              <w:t>Date:   07th May, 2026</w:t>
+              <w:t>Date:   15th May, 2026</w:t>
             </w:r>
           </w:p>
         </w:tc>
@@ -3054,7 +3612,7 @@
           <w:sz w:val="20"/>
           <w:u w:val="none"/>
         </w:rPr>
-        <w:t>07th May, 2026</w:t>
+        <w:t>15th May, 2026</w:t>
       </w:r>
     </w:p>
     <w:p>
@@ -3099,7 +3657,52 @@
           <w:sz w:val="20"/>
           <w:u w:val="none"/>
         </w:rPr>
+        <w:t>ARE64L STEP-TWO RENEWABLE ENERGY LIMITED</w:t>
+      </w:r>
+    </w:p>
+    <w:p>
+      <w:pPr>
+        <w:spacing w:before="0" w:after="20"/>
+        <w:jc w:val="left"/>
+      </w:pPr>
+      <w:r>
+        <w:rPr>
+          <w:rFonts w:ascii="Adani" w:hAnsi="Adani"/>
+          <w:b/>
+          <w:sz w:val="20"/>
+          <w:u w:val="none"/>
+        </w:rPr>
+        <w:t>ARE64L STEP-ONE RENEWABLE ENERGY LIMITED</w:t>
+      </w:r>
+    </w:p>
+    <w:p>
+      <w:pPr>
+        <w:spacing w:before="0" w:after="20"/>
+        <w:jc w:val="left"/>
+      </w:pPr>
+      <w:r>
+        <w:rPr>
+          <w:rFonts w:ascii="Adani" w:hAnsi="Adani"/>
+          <w:b/>
+          <w:sz w:val="20"/>
+          <w:u w:val="none"/>
+        </w:rPr>
         <w:t>ADANI GREEN ENERGY TWENTY FIVE B LIMITED</w:t>
+      </w:r>
+    </w:p>
+    <w:p>
+      <w:pPr>
+        <w:spacing w:before="0" w:after="20"/>
+        <w:jc w:val="left"/>
+      </w:pPr>
+      <w:r>
+        <w:rPr>
+          <w:rFonts w:ascii="Adani" w:hAnsi="Adani"/>
+          <w:b/>
+          <w:sz w:val="20"/>
+          <w:u w:val="none"/>
+        </w:rPr>
+        <w:t>RAMNAD SOLAR POWER LIMITED</w:t>
       </w:r>
     </w:p>
     <w:p>
@@ -3129,7 +3732,7 @@
           <w:sz w:val="20"/>
           <w:u w:val="none"/>
         </w:rPr>
-        <w:t>ADANI RENEWABLE ENERGY DEVCO PRIVATE LIMITED</w:t>
+        <w:t>ADANI SOLAR ENERGY RJ ONE LIMITED</w:t>
       </w:r>
     </w:p>
     <w:p>
@@ -3144,7 +3747,7 @@
           <w:sz w:val="20"/>
           <w:u w:val="none"/>
         </w:rPr>
-        <w:t>ADANI SOLAR ENERGY RJ ONE LIMITED</w:t>
+        <w:t>ADANI RENEWABLE ENERGY DEVCO PRIVATE LIMITED</w:t>
       </w:r>
     </w:p>
     <w:p>
@@ -3219,7 +3822,7 @@
           <w:sz w:val="20"/>
           <w:u w:val="none"/>
         </w:rPr>
-        <w:t>ADANI RENEWABLE ENERGY FORTY FIVE LIMITED</w:t>
+        <w:t>ADANI RENEWABLE ENERGY FORTY NINE LIMITED</w:t>
       </w:r>
     </w:p>
     <w:p>
@@ -3234,7 +3837,7 @@
           <w:sz w:val="20"/>
           <w:u w:val="none"/>
         </w:rPr>
-        <w:t>ADANI RENEWABLE ENERGY FORTY NINE LIMITED</w:t>
+        <w:t>ADANI RENEWABLE ENERGY FORTY FIVE LIMITED</w:t>
       </w:r>
     </w:p>
     <w:p/>
@@ -3295,7 +3898,52 @@
           <w:sz w:val="20"/>
           <w:u w:val="none"/>
         </w:rPr>
+        <w:t>ARE64L STEP-TWO RENEWABLE ENERGY LIMITED</w:t>
+      </w:r>
+    </w:p>
+    <w:p>
+      <w:pPr>
+        <w:spacing w:before="0" w:after="20"/>
+        <w:jc w:val="left"/>
+      </w:pPr>
+      <w:r>
+        <w:rPr>
+          <w:rFonts w:ascii="Adani" w:hAnsi="Adani"/>
+          <w:b w:val="0"/>
+          <w:sz w:val="20"/>
+          <w:u w:val="none"/>
+        </w:rPr>
+        <w:t>ARE64L STEP-ONE RENEWABLE ENERGY LIMITED</w:t>
+      </w:r>
+    </w:p>
+    <w:p>
+      <w:pPr>
+        <w:spacing w:before="0" w:after="20"/>
+        <w:jc w:val="left"/>
+      </w:pPr>
+      <w:r>
+        <w:rPr>
+          <w:rFonts w:ascii="Adani" w:hAnsi="Adani"/>
+          <w:b w:val="0"/>
+          <w:sz w:val="20"/>
+          <w:u w:val="none"/>
+        </w:rPr>
         <w:t>ADANI GREEN ENERGY TWENTY FIVE B LIMITED</w:t>
+      </w:r>
+    </w:p>
+    <w:p>
+      <w:pPr>
+        <w:spacing w:before="0" w:after="20"/>
+        <w:jc w:val="left"/>
+      </w:pPr>
+      <w:r>
+        <w:rPr>
+          <w:rFonts w:ascii="Adani" w:hAnsi="Adani"/>
+          <w:b w:val="0"/>
+          <w:sz w:val="20"/>
+          <w:u w:val="none"/>
+        </w:rPr>
+        <w:t>RAMNAD SOLAR POWER LIMITED</w:t>
       </w:r>
     </w:p>
     <w:p>
@@ -3385,7 +4033,7 @@
           <w:sz w:val="20"/>
           <w:u w:val="none"/>
         </w:rPr>
-        <w:t>ADANI RENEWABLE ENERGY FORTY FIVE LIMITED</w:t>
+        <w:t>ADANI RENEWABLE ENERGY FORTY NINE LIMITED</w:t>
       </w:r>
     </w:p>
     <w:p>
@@ -3400,7 +4048,7 @@
           <w:sz w:val="20"/>
           <w:u w:val="none"/>
         </w:rPr>
-        <w:t>ADANI RENEWABLE ENERGY FORTY NINE LIMITED</w:t>
+        <w:t>ADANI RENEWABLE ENERGY FORTY FIVE LIMITED</w:t>
       </w:r>
     </w:p>
     <w:p/>
@@ -4238,7 +4886,7 @@
                 <w:sz w:val="18"/>
                 <w:u w:val="none"/>
               </w:rPr>
-              <w:t>10</w:t>
+              <w:t>13</w:t>
             </w:r>
           </w:p>
         </w:tc>
@@ -4411,6 +5059,234 @@
                 <w:sz w:val="18"/>
                 <w:u w:val="none"/>
               </w:rPr>
+              <w:t>U35105GJ2026PLC177562</w:t>
+            </w:r>
+          </w:p>
+        </w:tc>
+        <w:tc>
+          <w:tcPr>
+            <w:tcW w:type="dxa" w:w="4252"/>
+            <w:shd w:val="clear" w:color="auto" w:fill="FFFFFF"/>
+            <w:tcBorders>
+              <w:top w:val="single" w:sz="4" w:space="0" w:color="000000"/>
+              <w:left w:val="single" w:sz="4" w:space="0" w:color="000000"/>
+              <w:bottom w:val="single" w:sz="4" w:space="0" w:color="000000"/>
+              <w:right w:val="single" w:sz="4" w:space="0" w:color="000000"/>
+            </w:tcBorders>
+            <w:vAlign w:val="center"/>
+          </w:tcPr>
+          <w:p>
+            <w:pPr>
+              <w:spacing w:before="40" w:after="40"/>
+              <w:jc w:val="left"/>
+            </w:pPr>
+            <w:r>
+              <w:rPr>
+                <w:rFonts w:ascii="Adani" w:hAnsi="Adani"/>
+                <w:b w:val="0"/>
+                <w:sz w:val="18"/>
+                <w:u w:val="none"/>
+              </w:rPr>
+              <w:t>ARE64L STEP-TWO RENEWABLE ENERGY LIMITED</w:t>
+            </w:r>
+          </w:p>
+        </w:tc>
+        <w:tc>
+          <w:tcPr>
+            <w:tcW w:type="dxa" w:w="1587"/>
+            <w:shd w:val="clear" w:color="auto" w:fill="FFFFFF"/>
+            <w:tcBorders>
+              <w:top w:val="single" w:sz="4" w:space="0" w:color="000000"/>
+              <w:left w:val="single" w:sz="4" w:space="0" w:color="000000"/>
+              <w:bottom w:val="single" w:sz="4" w:space="0" w:color="000000"/>
+              <w:right w:val="single" w:sz="4" w:space="0" w:color="000000"/>
+            </w:tcBorders>
+            <w:vAlign w:val="center"/>
+          </w:tcPr>
+          <w:p>
+            <w:pPr>
+              <w:spacing w:before="40" w:after="40"/>
+              <w:jc w:val="left"/>
+            </w:pPr>
+            <w:r>
+              <w:rPr>
+                <w:rFonts w:ascii="Adani" w:hAnsi="Adani"/>
+                <w:b w:val="0"/>
+                <w:sz w:val="18"/>
+                <w:u w:val="none"/>
+              </w:rPr>
+              <w:t>Director</w:t>
+            </w:r>
+          </w:p>
+        </w:tc>
+        <w:tc>
+          <w:tcPr>
+            <w:tcW w:type="dxa" w:w="1304"/>
+            <w:shd w:val="clear" w:color="auto" w:fill="FFFFFF"/>
+            <w:tcBorders>
+              <w:top w:val="single" w:sz="4" w:space="0" w:color="000000"/>
+              <w:left w:val="single" w:sz="4" w:space="0" w:color="000000"/>
+              <w:bottom w:val="single" w:sz="4" w:space="0" w:color="000000"/>
+              <w:right w:val="single" w:sz="4" w:space="0" w:color="000000"/>
+            </w:tcBorders>
+            <w:vAlign w:val="center"/>
+          </w:tcPr>
+          <w:p>
+            <w:pPr>
+              <w:spacing w:before="40" w:after="40"/>
+              <w:jc w:val="left"/>
+            </w:pPr>
+            <w:r>
+              <w:rPr>
+                <w:rFonts w:ascii="Adani" w:hAnsi="Adani"/>
+                <w:b w:val="0"/>
+                <w:sz w:val="18"/>
+                <w:u w:val="none"/>
+              </w:rPr>
+              <w:t>07/05/2026</w:t>
+            </w:r>
+          </w:p>
+        </w:tc>
+      </w:tr>
+      <w:tr>
+        <w:tc>
+          <w:tcPr>
+            <w:tcW w:type="dxa" w:w="2268"/>
+            <w:shd w:val="clear" w:color="auto" w:fill="FFFFFF"/>
+            <w:tcBorders>
+              <w:top w:val="single" w:sz="4" w:space="0" w:color="000000"/>
+              <w:left w:val="single" w:sz="4" w:space="0" w:color="000000"/>
+              <w:bottom w:val="single" w:sz="4" w:space="0" w:color="000000"/>
+              <w:right w:val="single" w:sz="4" w:space="0" w:color="000000"/>
+            </w:tcBorders>
+            <w:vAlign w:val="center"/>
+          </w:tcPr>
+          <w:p>
+            <w:pPr>
+              <w:spacing w:before="40" w:after="40"/>
+              <w:jc w:val="left"/>
+            </w:pPr>
+            <w:r>
+              <w:rPr>
+                <w:rFonts w:ascii="Adani" w:hAnsi="Adani"/>
+                <w:b w:val="0"/>
+                <w:sz w:val="18"/>
+                <w:u w:val="none"/>
+              </w:rPr>
+              <w:t>U35105GJ2026PLC177547</w:t>
+            </w:r>
+          </w:p>
+        </w:tc>
+        <w:tc>
+          <w:tcPr>
+            <w:tcW w:type="dxa" w:w="4252"/>
+            <w:shd w:val="clear" w:color="auto" w:fill="FFFFFF"/>
+            <w:tcBorders>
+              <w:top w:val="single" w:sz="4" w:space="0" w:color="000000"/>
+              <w:left w:val="single" w:sz="4" w:space="0" w:color="000000"/>
+              <w:bottom w:val="single" w:sz="4" w:space="0" w:color="000000"/>
+              <w:right w:val="single" w:sz="4" w:space="0" w:color="000000"/>
+            </w:tcBorders>
+            <w:vAlign w:val="center"/>
+          </w:tcPr>
+          <w:p>
+            <w:pPr>
+              <w:spacing w:before="40" w:after="40"/>
+              <w:jc w:val="left"/>
+            </w:pPr>
+            <w:r>
+              <w:rPr>
+                <w:rFonts w:ascii="Adani" w:hAnsi="Adani"/>
+                <w:b w:val="0"/>
+                <w:sz w:val="18"/>
+                <w:u w:val="none"/>
+              </w:rPr>
+              <w:t>ARE64L STEP-ONE RENEWABLE ENERGY LIMITED</w:t>
+            </w:r>
+          </w:p>
+        </w:tc>
+        <w:tc>
+          <w:tcPr>
+            <w:tcW w:type="dxa" w:w="1587"/>
+            <w:shd w:val="clear" w:color="auto" w:fill="FFFFFF"/>
+            <w:tcBorders>
+              <w:top w:val="single" w:sz="4" w:space="0" w:color="000000"/>
+              <w:left w:val="single" w:sz="4" w:space="0" w:color="000000"/>
+              <w:bottom w:val="single" w:sz="4" w:space="0" w:color="000000"/>
+              <w:right w:val="single" w:sz="4" w:space="0" w:color="000000"/>
+            </w:tcBorders>
+            <w:vAlign w:val="center"/>
+          </w:tcPr>
+          <w:p>
+            <w:pPr>
+              <w:spacing w:before="40" w:after="40"/>
+              <w:jc w:val="left"/>
+            </w:pPr>
+            <w:r>
+              <w:rPr>
+                <w:rFonts w:ascii="Adani" w:hAnsi="Adani"/>
+                <w:b w:val="0"/>
+                <w:sz w:val="18"/>
+                <w:u w:val="none"/>
+              </w:rPr>
+              <w:t>Director</w:t>
+            </w:r>
+          </w:p>
+        </w:tc>
+        <w:tc>
+          <w:tcPr>
+            <w:tcW w:type="dxa" w:w="1304"/>
+            <w:shd w:val="clear" w:color="auto" w:fill="FFFFFF"/>
+            <w:tcBorders>
+              <w:top w:val="single" w:sz="4" w:space="0" w:color="000000"/>
+              <w:left w:val="single" w:sz="4" w:space="0" w:color="000000"/>
+              <w:bottom w:val="single" w:sz="4" w:space="0" w:color="000000"/>
+              <w:right w:val="single" w:sz="4" w:space="0" w:color="000000"/>
+            </w:tcBorders>
+            <w:vAlign w:val="center"/>
+          </w:tcPr>
+          <w:p>
+            <w:pPr>
+              <w:spacing w:before="40" w:after="40"/>
+              <w:jc w:val="left"/>
+            </w:pPr>
+            <w:r>
+              <w:rPr>
+                <w:rFonts w:ascii="Adani" w:hAnsi="Adani"/>
+                <w:b w:val="0"/>
+                <w:sz w:val="18"/>
+                <w:u w:val="none"/>
+              </w:rPr>
+              <w:t>07/05/2026</w:t>
+            </w:r>
+          </w:p>
+        </w:tc>
+      </w:tr>
+      <w:tr>
+        <w:tc>
+          <w:tcPr>
+            <w:tcW w:type="dxa" w:w="2268"/>
+            <w:shd w:val="clear" w:color="auto" w:fill="FFFFFF"/>
+            <w:tcBorders>
+              <w:top w:val="single" w:sz="4" w:space="0" w:color="000000"/>
+              <w:left w:val="single" w:sz="4" w:space="0" w:color="000000"/>
+              <w:bottom w:val="single" w:sz="4" w:space="0" w:color="000000"/>
+              <w:right w:val="single" w:sz="4" w:space="0" w:color="000000"/>
+            </w:tcBorders>
+            <w:vAlign w:val="center"/>
+          </w:tcPr>
+          <w:p>
+            <w:pPr>
+              <w:spacing w:before="40" w:after="40"/>
+              <w:jc w:val="left"/>
+            </w:pPr>
+            <w:r>
+              <w:rPr>
+                <w:rFonts w:ascii="Adani" w:hAnsi="Adani"/>
+                <w:b w:val="0"/>
+                <w:sz w:val="18"/>
+                <w:u w:val="none"/>
+              </w:rPr>
               <w:t>U40100GJ2020PLC114378</w:t>
             </w:r>
           </w:p>
@@ -4496,6 +5372,120 @@
                 <w:u w:val="none"/>
               </w:rPr>
               <w:t>18/11/2024</w:t>
+            </w:r>
+          </w:p>
+        </w:tc>
+      </w:tr>
+      <w:tr>
+        <w:tc>
+          <w:tcPr>
+            <w:tcW w:type="dxa" w:w="2268"/>
+            <w:shd w:val="clear" w:color="auto" w:fill="FFFFFF"/>
+            <w:tcBorders>
+              <w:top w:val="single" w:sz="4" w:space="0" w:color="000000"/>
+              <w:left w:val="single" w:sz="4" w:space="0" w:color="000000"/>
+              <w:bottom w:val="single" w:sz="4" w:space="0" w:color="000000"/>
+              <w:right w:val="single" w:sz="4" w:space="0" w:color="000000"/>
+            </w:tcBorders>
+            <w:vAlign w:val="center"/>
+          </w:tcPr>
+          <w:p>
+            <w:pPr>
+              <w:spacing w:before="40" w:after="40"/>
+              <w:jc w:val="left"/>
+            </w:pPr>
+            <w:r>
+              <w:rPr>
+                <w:rFonts w:ascii="Adani" w:hAnsi="Adani"/>
+                <w:b w:val="0"/>
+                <w:sz w:val="18"/>
+                <w:u w:val="none"/>
+              </w:rPr>
+              <w:t>U40106GJ2015PLC083404</w:t>
+            </w:r>
+          </w:p>
+        </w:tc>
+        <w:tc>
+          <w:tcPr>
+            <w:tcW w:type="dxa" w:w="4252"/>
+            <w:shd w:val="clear" w:color="auto" w:fill="FFFFFF"/>
+            <w:tcBorders>
+              <w:top w:val="single" w:sz="4" w:space="0" w:color="000000"/>
+              <w:left w:val="single" w:sz="4" w:space="0" w:color="000000"/>
+              <w:bottom w:val="single" w:sz="4" w:space="0" w:color="000000"/>
+              <w:right w:val="single" w:sz="4" w:space="0" w:color="000000"/>
+            </w:tcBorders>
+            <w:vAlign w:val="center"/>
+          </w:tcPr>
+          <w:p>
+            <w:pPr>
+              <w:spacing w:before="40" w:after="40"/>
+              <w:jc w:val="left"/>
+            </w:pPr>
+            <w:r>
+              <w:rPr>
+                <w:rFonts w:ascii="Adani" w:hAnsi="Adani"/>
+                <w:b w:val="0"/>
+                <w:sz w:val="18"/>
+                <w:u w:val="none"/>
+              </w:rPr>
+              <w:t>RAMNAD SOLAR POWER LIMITED</w:t>
+            </w:r>
+          </w:p>
+        </w:tc>
+        <w:tc>
+          <w:tcPr>
+            <w:tcW w:type="dxa" w:w="1587"/>
+            <w:shd w:val="clear" w:color="auto" w:fill="FFFFFF"/>
+            <w:tcBorders>
+              <w:top w:val="single" w:sz="4" w:space="0" w:color="000000"/>
+              <w:left w:val="single" w:sz="4" w:space="0" w:color="000000"/>
+              <w:bottom w:val="single" w:sz="4" w:space="0" w:color="000000"/>
+              <w:right w:val="single" w:sz="4" w:space="0" w:color="000000"/>
+            </w:tcBorders>
+            <w:vAlign w:val="center"/>
+          </w:tcPr>
+          <w:p>
+            <w:pPr>
+              <w:spacing w:before="40" w:after="40"/>
+              <w:jc w:val="left"/>
+            </w:pPr>
+            <w:r>
+              <w:rPr>
+                <w:rFonts w:ascii="Adani" w:hAnsi="Adani"/>
+                <w:b w:val="0"/>
+                <w:sz w:val="18"/>
+                <w:u w:val="none"/>
+              </w:rPr>
+              <w:t>Director</w:t>
+            </w:r>
+          </w:p>
+        </w:tc>
+        <w:tc>
+          <w:tcPr>
+            <w:tcW w:type="dxa" w:w="1304"/>
+            <w:shd w:val="clear" w:color="auto" w:fill="FFFFFF"/>
+            <w:tcBorders>
+              <w:top w:val="single" w:sz="4" w:space="0" w:color="000000"/>
+              <w:left w:val="single" w:sz="4" w:space="0" w:color="000000"/>
+              <w:bottom w:val="single" w:sz="4" w:space="0" w:color="000000"/>
+              <w:right w:val="single" w:sz="4" w:space="0" w:color="000000"/>
+            </w:tcBorders>
+            <w:vAlign w:val="center"/>
+          </w:tcPr>
+          <w:p>
+            <w:pPr>
+              <w:spacing w:before="40" w:after="40"/>
+              <w:jc w:val="left"/>
+            </w:pPr>
+            <w:r>
+              <w:rPr>
+                <w:rFonts w:ascii="Adani" w:hAnsi="Adani"/>
+                <w:b w:val="0"/>
+                <w:sz w:val="18"/>
+                <w:u w:val="none"/>
+              </w:rPr>
+              <w:t>07/11/2022</w:t>
             </w:r>
           </w:p>
         </w:tc>
@@ -4639,7 +5629,7 @@
                 <w:sz w:val="18"/>
                 <w:u w:val="none"/>
               </w:rPr>
-              <w:t>U74140DL2015PTC283928</w:t>
+              <w:t>U74999DL2018PLC331785</w:t>
             </w:r>
           </w:p>
         </w:tc>
@@ -4667,7 +5657,7 @@
                 <w:sz w:val="18"/>
                 <w:u w:val="none"/>
               </w:rPr>
-              <w:t>ADANI RENEWABLE ENERGY DEVCO PRIVATE LIMITED</w:t>
+              <w:t>ADANI SOLAR ENERGY RJ ONE LIMITED</w:t>
             </w:r>
           </w:p>
         </w:tc>
@@ -4753,7 +5743,7 @@
                 <w:sz w:val="18"/>
                 <w:u w:val="none"/>
               </w:rPr>
-              <w:t>U74999DL2018PLC331785</w:t>
+              <w:t>U74140DL2015PTC283928</w:t>
             </w:r>
           </w:p>
         </w:tc>
@@ -4781,7 +5771,7 @@
                 <w:sz w:val="18"/>
                 <w:u w:val="none"/>
               </w:rPr>
-              <w:t>ADANI SOLAR ENERGY RJ ONE LIMITED</w:t>
+              <w:t>ADANI RENEWABLE ENERGY DEVCO PRIVATE LIMITED</w:t>
             </w:r>
           </w:p>
         </w:tc>
@@ -5323,7 +6313,7 @@
                 <w:sz w:val="18"/>
                 <w:u w:val="none"/>
               </w:rPr>
-              <w:t>U40106GJ2022PLC135879</w:t>
+              <w:t>U40106GJ2022PLC135880</w:t>
             </w:r>
           </w:p>
         </w:tc>
@@ -5351,7 +6341,7 @@
                 <w:sz w:val="18"/>
                 <w:u w:val="none"/>
               </w:rPr>
-              <w:t>ADANI RENEWABLE ENERGY FORTY FIVE LIMITED</w:t>
+              <w:t>ADANI RENEWABLE ENERGY FORTY NINE LIMITED</w:t>
             </w:r>
           </w:p>
         </w:tc>
@@ -5437,7 +6427,7 @@
                 <w:sz w:val="18"/>
                 <w:u w:val="none"/>
               </w:rPr>
-              <w:t>U40106GJ2022PLC135880</w:t>
+              <w:t>U40106GJ2022PLC135879</w:t>
             </w:r>
           </w:p>
         </w:tc>
@@ -5465,7 +6455,7 @@
                 <w:sz w:val="18"/>
                 <w:u w:val="none"/>
               </w:rPr>
-              <w:t>ADANI RENEWABLE ENERGY FORTY NINE LIMITED</w:t>
+              <w:t>ADANI RENEWABLE ENERGY FORTY FIVE LIMITED</w:t>
             </w:r>
           </w:p>
         </w:tc>

--- a/Backend/Director_Disclosure/Output_Disclosures/2024-25/ADANI_RENEWABLE_ENERGY_FORTY_EIGHT_LIMITED/MBP-1/MBP1_Ashwin_Laljibhai_Kyada_09739234.docx
+++ b/Backend/Director_Disclosure/Output_Disclosures/2024-25/ADANI_RENEWABLE_ENERGY_FORTY_EIGHT_LIMITED/MBP-1/MBP1_Ashwin_Laljibhai_Kyada_09739234.docx
@@ -815,7 +815,7 @@
                 <w:sz w:val="18"/>
                 <w:u w:val="none"/>
               </w:rPr>
-              <w:t>RAMNAD SOLAR POWER LIMITED</w:t>
+              <w:t>DINKAR TECHNOLOGIES LIMITED</w:t>
             </w:r>
           </w:p>
         </w:tc>
@@ -843,7 +843,7 @@
                 <w:sz w:val="18"/>
                 <w:u w:val="none"/>
               </w:rPr>
-              <w:t>Director</w:t>
+              <w:t>Additional Director</w:t>
             </w:r>
           </w:p>
         </w:tc>
@@ -957,7 +957,7 @@
                 <w:sz w:val="18"/>
                 <w:u w:val="none"/>
               </w:rPr>
-              <w:t>DINKAR TECHNOLOGIES LIMITED</w:t>
+              <w:t>RAMNAD SOLAR POWER LIMITED</w:t>
             </w:r>
           </w:p>
         </w:tc>
@@ -985,7 +985,7 @@
                 <w:sz w:val="18"/>
                 <w:u w:val="none"/>
               </w:rPr>
-              <w:t>Additional Director</w:t>
+              <w:t>Director</w:t>
             </w:r>
           </w:p>
         </w:tc>
@@ -1241,7 +1241,7 @@
                 <w:sz w:val="18"/>
                 <w:u w:val="none"/>
               </w:rPr>
-              <w:t>ADANI RENEWABLE ENERGY DEVCO PRIVATE LIMITED</w:t>
+              <w:t>ADANI SOLAR ENERGY AP EIGHT PRIVATE LIMITED</w:t>
             </w:r>
           </w:p>
         </w:tc>
@@ -1269,7 +1269,7 @@
                 <w:sz w:val="18"/>
                 <w:u w:val="none"/>
               </w:rPr>
-              <w:t>Director</w:t>
+              <w:t>Additional Director</w:t>
             </w:r>
           </w:p>
         </w:tc>
@@ -1383,7 +1383,7 @@
                 <w:sz w:val="18"/>
                 <w:u w:val="none"/>
               </w:rPr>
-              <w:t>ADANI SOLAR ENERGY AP EIGHT PRIVATE LIMITED</w:t>
+              <w:t>ADANI RENEWABLE ENERGY DEVCO PRIVATE LIMITED</w:t>
             </w:r>
           </w:p>
         </w:tc>
@@ -1411,7 +1411,7 @@
                 <w:sz w:val="18"/>
                 <w:u w:val="none"/>
               </w:rPr>
-              <w:t>Additional Director</w:t>
+              <w:t>Director</w:t>
             </w:r>
           </w:p>
         </w:tc>
@@ -1809,290 +1809,6 @@
                 <w:sz w:val="18"/>
                 <w:u w:val="none"/>
               </w:rPr>
-              <w:t>ADANI RENEWABLE ENERGY FORTY SEVEN LIMITED</w:t>
-            </w:r>
-          </w:p>
-        </w:tc>
-        <w:tc>
-          <w:tcPr>
-            <w:tcW w:type="dxa" w:w="1814"/>
-            <w:shd w:val="clear" w:color="auto" w:fill="FFFFFF"/>
-            <w:tcBorders>
-              <w:top w:val="single" w:sz="4" w:space="0" w:color="000000"/>
-              <w:left w:val="single" w:sz="4" w:space="0" w:color="000000"/>
-              <w:bottom w:val="single" w:sz="4" w:space="0" w:color="000000"/>
-              <w:right w:val="single" w:sz="4" w:space="0" w:color="000000"/>
-            </w:tcBorders>
-            <w:vAlign w:val="center"/>
-          </w:tcPr>
-          <w:p>
-            <w:pPr>
-              <w:spacing w:before="40" w:after="40"/>
-              <w:jc w:val="left"/>
-            </w:pPr>
-            <w:r>
-              <w:rPr>
-                <w:rFonts w:ascii="Adani" w:hAnsi="Adani"/>
-                <w:b w:val="0"/>
-                <w:sz w:val="18"/>
-                <w:u w:val="none"/>
-              </w:rPr>
-              <w:t>Director</w:t>
-            </w:r>
-          </w:p>
-        </w:tc>
-        <w:tc>
-          <w:tcPr>
-            <w:tcW w:type="dxa" w:w="1020"/>
-            <w:shd w:val="clear" w:color="auto" w:fill="FFFFFF"/>
-            <w:tcBorders>
-              <w:top w:val="single" w:sz="4" w:space="0" w:color="000000"/>
-              <w:left w:val="single" w:sz="4" w:space="0" w:color="000000"/>
-              <w:bottom w:val="single" w:sz="4" w:space="0" w:color="000000"/>
-              <w:right w:val="single" w:sz="4" w:space="0" w:color="000000"/>
-            </w:tcBorders>
-            <w:vAlign w:val="center"/>
-          </w:tcPr>
-          <w:p>
-            <w:pPr>
-              <w:spacing w:before="40" w:after="40"/>
-              <w:jc w:val="left"/>
-            </w:pPr>
-            <w:r>
-              <w:rPr>
-                <w:rFonts w:ascii="Adani" w:hAnsi="Adani"/>
-                <w:b w:val="0"/>
-                <w:sz w:val="18"/>
-                <w:u w:val="none"/>
-              </w:rPr>
-              <w:t>NIL</w:t>
-            </w:r>
-          </w:p>
-        </w:tc>
-        <w:tc>
-          <w:tcPr>
-            <w:tcW w:type="dxa" w:w="1247"/>
-            <w:shd w:val="clear" w:color="auto" w:fill="FFFFFF"/>
-            <w:tcBorders>
-              <w:top w:val="single" w:sz="4" w:space="0" w:color="000000"/>
-              <w:left w:val="single" w:sz="4" w:space="0" w:color="000000"/>
-              <w:bottom w:val="single" w:sz="4" w:space="0" w:color="000000"/>
-              <w:right w:val="single" w:sz="4" w:space="0" w:color="000000"/>
-            </w:tcBorders>
-            <w:vAlign w:val="center"/>
-          </w:tcPr>
-          <w:p>
-            <w:pPr>
-              <w:spacing w:before="40" w:after="40"/>
-              <w:jc w:val="left"/>
-            </w:pPr>
-            <w:r>
-              <w:rPr>
-                <w:rFonts w:ascii="Adani" w:hAnsi="Adani"/>
-                <w:b w:val="0"/>
-                <w:sz w:val="18"/>
-                <w:u w:val="none"/>
-              </w:rPr>
-              <w:t>03/10/2022</w:t>
-            </w:r>
-          </w:p>
-        </w:tc>
-      </w:tr>
-      <w:tr>
-        <w:tc>
-          <w:tcPr>
-            <w:tcW w:type="dxa" w:w="680"/>
-            <w:shd w:val="clear" w:color="auto" w:fill="FFFFFF"/>
-            <w:tcBorders>
-              <w:top w:val="single" w:sz="4" w:space="0" w:color="000000"/>
-              <w:left w:val="single" w:sz="4" w:space="0" w:color="000000"/>
-              <w:bottom w:val="single" w:sz="4" w:space="0" w:color="000000"/>
-              <w:right w:val="single" w:sz="4" w:space="0" w:color="000000"/>
-            </w:tcBorders>
-            <w:vAlign w:val="center"/>
-          </w:tcPr>
-          <w:p>
-            <w:pPr>
-              <w:spacing w:before="40" w:after="40"/>
-              <w:jc w:val="left"/>
-            </w:pPr>
-            <w:r>
-              <w:rPr>
-                <w:rFonts w:ascii="Adani" w:hAnsi="Adani"/>
-                <w:b w:val="0"/>
-                <w:sz w:val="18"/>
-                <w:u w:val="none"/>
-              </w:rPr>
-              <w:t>12</w:t>
-            </w:r>
-          </w:p>
-        </w:tc>
-        <w:tc>
-          <w:tcPr>
-            <w:tcW w:type="dxa" w:w="3969"/>
-            <w:shd w:val="clear" w:color="auto" w:fill="FFFFFF"/>
-            <w:tcBorders>
-              <w:top w:val="single" w:sz="4" w:space="0" w:color="000000"/>
-              <w:left w:val="single" w:sz="4" w:space="0" w:color="000000"/>
-              <w:bottom w:val="single" w:sz="4" w:space="0" w:color="000000"/>
-              <w:right w:val="single" w:sz="4" w:space="0" w:color="000000"/>
-            </w:tcBorders>
-            <w:vAlign w:val="center"/>
-          </w:tcPr>
-          <w:p>
-            <w:pPr>
-              <w:spacing w:before="40" w:after="40"/>
-              <w:jc w:val="left"/>
-            </w:pPr>
-            <w:r>
-              <w:rPr>
-                <w:rFonts w:ascii="Adani" w:hAnsi="Adani"/>
-                <w:b w:val="0"/>
-                <w:sz w:val="18"/>
-                <w:u w:val="none"/>
-              </w:rPr>
-              <w:t>ADANI RENEWABLE ENERGY FORTY NINE LIMITED</w:t>
-            </w:r>
-          </w:p>
-        </w:tc>
-        <w:tc>
-          <w:tcPr>
-            <w:tcW w:type="dxa" w:w="1814"/>
-            <w:shd w:val="clear" w:color="auto" w:fill="FFFFFF"/>
-            <w:tcBorders>
-              <w:top w:val="single" w:sz="4" w:space="0" w:color="000000"/>
-              <w:left w:val="single" w:sz="4" w:space="0" w:color="000000"/>
-              <w:bottom w:val="single" w:sz="4" w:space="0" w:color="000000"/>
-              <w:right w:val="single" w:sz="4" w:space="0" w:color="000000"/>
-            </w:tcBorders>
-            <w:vAlign w:val="center"/>
-          </w:tcPr>
-          <w:p>
-            <w:pPr>
-              <w:spacing w:before="40" w:after="40"/>
-              <w:jc w:val="left"/>
-            </w:pPr>
-            <w:r>
-              <w:rPr>
-                <w:rFonts w:ascii="Adani" w:hAnsi="Adani"/>
-                <w:b w:val="0"/>
-                <w:sz w:val="18"/>
-                <w:u w:val="none"/>
-              </w:rPr>
-              <w:t>Director</w:t>
-            </w:r>
-          </w:p>
-        </w:tc>
-        <w:tc>
-          <w:tcPr>
-            <w:tcW w:type="dxa" w:w="1020"/>
-            <w:shd w:val="clear" w:color="auto" w:fill="FFFFFF"/>
-            <w:tcBorders>
-              <w:top w:val="single" w:sz="4" w:space="0" w:color="000000"/>
-              <w:left w:val="single" w:sz="4" w:space="0" w:color="000000"/>
-              <w:bottom w:val="single" w:sz="4" w:space="0" w:color="000000"/>
-              <w:right w:val="single" w:sz="4" w:space="0" w:color="000000"/>
-            </w:tcBorders>
-            <w:vAlign w:val="center"/>
-          </w:tcPr>
-          <w:p>
-            <w:pPr>
-              <w:spacing w:before="40" w:after="40"/>
-              <w:jc w:val="left"/>
-            </w:pPr>
-            <w:r>
-              <w:rPr>
-                <w:rFonts w:ascii="Adani" w:hAnsi="Adani"/>
-                <w:b w:val="0"/>
-                <w:sz w:val="18"/>
-                <w:u w:val="none"/>
-              </w:rPr>
-              <w:t>NIL</w:t>
-            </w:r>
-          </w:p>
-        </w:tc>
-        <w:tc>
-          <w:tcPr>
-            <w:tcW w:type="dxa" w:w="1247"/>
-            <w:shd w:val="clear" w:color="auto" w:fill="FFFFFF"/>
-            <w:tcBorders>
-              <w:top w:val="single" w:sz="4" w:space="0" w:color="000000"/>
-              <w:left w:val="single" w:sz="4" w:space="0" w:color="000000"/>
-              <w:bottom w:val="single" w:sz="4" w:space="0" w:color="000000"/>
-              <w:right w:val="single" w:sz="4" w:space="0" w:color="000000"/>
-            </w:tcBorders>
-            <w:vAlign w:val="center"/>
-          </w:tcPr>
-          <w:p>
-            <w:pPr>
-              <w:spacing w:before="40" w:after="40"/>
-              <w:jc w:val="left"/>
-            </w:pPr>
-            <w:r>
-              <w:rPr>
-                <w:rFonts w:ascii="Adani" w:hAnsi="Adani"/>
-                <w:b w:val="0"/>
-                <w:sz w:val="18"/>
-                <w:u w:val="none"/>
-              </w:rPr>
-              <w:t>30/09/2022</w:t>
-            </w:r>
-          </w:p>
-        </w:tc>
-      </w:tr>
-      <w:tr>
-        <w:tc>
-          <w:tcPr>
-            <w:tcW w:type="dxa" w:w="680"/>
-            <w:shd w:val="clear" w:color="auto" w:fill="FFFFFF"/>
-            <w:tcBorders>
-              <w:top w:val="single" w:sz="4" w:space="0" w:color="000000"/>
-              <w:left w:val="single" w:sz="4" w:space="0" w:color="000000"/>
-              <w:bottom w:val="single" w:sz="4" w:space="0" w:color="000000"/>
-              <w:right w:val="single" w:sz="4" w:space="0" w:color="000000"/>
-            </w:tcBorders>
-            <w:vAlign w:val="center"/>
-          </w:tcPr>
-          <w:p>
-            <w:pPr>
-              <w:spacing w:before="40" w:after="40"/>
-              <w:jc w:val="left"/>
-            </w:pPr>
-            <w:r>
-              <w:rPr>
-                <w:rFonts w:ascii="Adani" w:hAnsi="Adani"/>
-                <w:b w:val="0"/>
-                <w:sz w:val="18"/>
-                <w:u w:val="none"/>
-              </w:rPr>
-              <w:t>13</w:t>
-            </w:r>
-          </w:p>
-        </w:tc>
-        <w:tc>
-          <w:tcPr>
-            <w:tcW w:type="dxa" w:w="3969"/>
-            <w:shd w:val="clear" w:color="auto" w:fill="FFFFFF"/>
-            <w:tcBorders>
-              <w:top w:val="single" w:sz="4" w:space="0" w:color="000000"/>
-              <w:left w:val="single" w:sz="4" w:space="0" w:color="000000"/>
-              <w:bottom w:val="single" w:sz="4" w:space="0" w:color="000000"/>
-              <w:right w:val="single" w:sz="4" w:space="0" w:color="000000"/>
-            </w:tcBorders>
-            <w:vAlign w:val="center"/>
-          </w:tcPr>
-          <w:p>
-            <w:pPr>
-              <w:spacing w:before="40" w:after="40"/>
-              <w:jc w:val="left"/>
-            </w:pPr>
-            <w:r>
-              <w:rPr>
-                <w:rFonts w:ascii="Adani" w:hAnsi="Adani"/>
-                <w:b w:val="0"/>
-                <w:sz w:val="18"/>
-                <w:u w:val="none"/>
-              </w:rPr>
               <w:t>ADANI RENEWABLE ENERGY FORTY FIVE LIMITED</w:t>
             </w:r>
           </w:p>
@@ -2414,7 +2130,7 @@
                 <w:sz w:val="18"/>
                 <w:u w:val="none"/>
               </w:rPr>
-              <w:t>Date:   15th May, 2026</w:t>
+              <w:t>Date:   27th May, 2026</w:t>
             </w:r>
           </w:p>
         </w:tc>
@@ -3451,7 +3167,7 @@
                 <w:sz w:val="18"/>
                 <w:u w:val="none"/>
               </w:rPr>
-              <w:t>Date:   15th May, 2026</w:t>
+              <w:t>Date:   27th May, 2026</w:t>
             </w:r>
           </w:p>
         </w:tc>
@@ -3612,7 +3328,7 @@
           <w:sz w:val="20"/>
           <w:u w:val="none"/>
         </w:rPr>
-        <w:t>15th May, 2026</w:t>
+        <w:t>27th May, 2026</w:t>
       </w:r>
     </w:p>
     <w:p>
@@ -3702,7 +3418,7 @@
           <w:sz w:val="20"/>
           <w:u w:val="none"/>
         </w:rPr>
-        <w:t>RAMNAD SOLAR POWER LIMITED</w:t>
+        <w:t>DINKAR TECHNOLOGIES LIMITED</w:t>
       </w:r>
     </w:p>
     <w:p>
@@ -3717,7 +3433,7 @@
           <w:sz w:val="20"/>
           <w:u w:val="none"/>
         </w:rPr>
-        <w:t>DINKAR TECHNOLOGIES LIMITED</w:t>
+        <w:t>RAMNAD SOLAR POWER LIMITED</w:t>
       </w:r>
     </w:p>
     <w:p>
@@ -3747,7 +3463,7 @@
           <w:sz w:val="20"/>
           <w:u w:val="none"/>
         </w:rPr>
-        <w:t>ADANI RENEWABLE ENERGY DEVCO PRIVATE LIMITED</w:t>
+        <w:t>ADANI SOLAR ENERGY AP EIGHT PRIVATE LIMITED</w:t>
       </w:r>
     </w:p>
     <w:p>
@@ -3762,7 +3478,7 @@
           <w:sz w:val="20"/>
           <w:u w:val="none"/>
         </w:rPr>
-        <w:t>ADANI SOLAR ENERGY AP EIGHT PRIVATE LIMITED</w:t>
+        <w:t>ADANI RENEWABLE ENERGY DEVCO PRIVATE LIMITED</w:t>
       </w:r>
     </w:p>
     <w:p>
@@ -3793,36 +3509,6 @@
           <w:u w:val="none"/>
         </w:rPr>
         <w:t>ADANI RENEWABLE ENERGY FORTY EIGHT LIMITED</w:t>
-      </w:r>
-    </w:p>
-    <w:p>
-      <w:pPr>
-        <w:spacing w:before="0" w:after="20"/>
-        <w:jc w:val="left"/>
-      </w:pPr>
-      <w:r>
-        <w:rPr>
-          <w:rFonts w:ascii="Adani" w:hAnsi="Adani"/>
-          <w:b/>
-          <w:sz w:val="20"/>
-          <w:u w:val="none"/>
-        </w:rPr>
-        <w:t>ADANI RENEWABLE ENERGY FORTY SEVEN LIMITED</w:t>
-      </w:r>
-    </w:p>
-    <w:p>
-      <w:pPr>
-        <w:spacing w:before="0" w:after="20"/>
-        <w:jc w:val="left"/>
-      </w:pPr>
-      <w:r>
-        <w:rPr>
-          <w:rFonts w:ascii="Adani" w:hAnsi="Adani"/>
-          <w:b/>
-          <w:sz w:val="20"/>
-          <w:u w:val="none"/>
-        </w:rPr>
-        <w:t>ADANI RENEWABLE ENERGY FORTY NINE LIMITED</w:t>
       </w:r>
     </w:p>
     <w:p>
@@ -3943,7 +3629,7 @@
           <w:sz w:val="20"/>
           <w:u w:val="none"/>
         </w:rPr>
-        <w:t>RAMNAD SOLAR POWER LIMITED</w:t>
+        <w:t>DINKAR TECHNOLOGIES LIMITED</w:t>
       </w:r>
     </w:p>
     <w:p>
@@ -3958,7 +3644,7 @@
           <w:sz w:val="20"/>
           <w:u w:val="none"/>
         </w:rPr>
-        <w:t>DINKAR TECHNOLOGIES LIMITED</w:t>
+        <w:t>RAMNAD SOLAR POWER LIMITED</w:t>
       </w:r>
     </w:p>
     <w:p>
@@ -4004,36 +3690,6 @@
           <w:u w:val="none"/>
         </w:rPr>
         <w:t>ADANI RENEWABLE ENERGY FORTY EIGHT LIMITED</w:t>
-      </w:r>
-    </w:p>
-    <w:p>
-      <w:pPr>
-        <w:spacing w:before="0" w:after="20"/>
-        <w:jc w:val="left"/>
-      </w:pPr>
-      <w:r>
-        <w:rPr>
-          <w:rFonts w:ascii="Adani" w:hAnsi="Adani"/>
-          <w:b w:val="0"/>
-          <w:sz w:val="20"/>
-          <w:u w:val="none"/>
-        </w:rPr>
-        <w:t>ADANI RENEWABLE ENERGY FORTY SEVEN LIMITED</w:t>
-      </w:r>
-    </w:p>
-    <w:p>
-      <w:pPr>
-        <w:spacing w:before="0" w:after="20"/>
-        <w:jc w:val="left"/>
-      </w:pPr>
-      <w:r>
-        <w:rPr>
-          <w:rFonts w:ascii="Adani" w:hAnsi="Adani"/>
-          <w:b w:val="0"/>
-          <w:sz w:val="20"/>
-          <w:u w:val="none"/>
-        </w:rPr>
-        <w:t>ADANI RENEWABLE ENERGY FORTY NINE LIMITED</w:t>
       </w:r>
     </w:p>
     <w:p>
@@ -4113,7 +3769,7 @@
           <w:sz w:val="20"/>
           <w:u w:val="none"/>
         </w:rPr>
-        <w:t>ADANI RENEWABLE ENERGY DEVCO PRIVATE LIMITED</w:t>
+        <w:t>ADANI SOLAR ENERGY AP EIGHT PRIVATE LIMITED</w:t>
       </w:r>
     </w:p>
     <w:p>
@@ -4128,7 +3784,7 @@
           <w:sz w:val="20"/>
           <w:u w:val="none"/>
         </w:rPr>
-        <w:t>ADANI SOLAR ENERGY AP EIGHT PRIVATE LIMITED</w:t>
+        <w:t>ADANI RENEWABLE ENERGY DEVCO PRIVATE LIMITED</w:t>
       </w:r>
     </w:p>
     <w:p/>
@@ -4886,7 +4542,7 @@
                 <w:sz w:val="18"/>
                 <w:u w:val="none"/>
               </w:rPr>
-              <w:t>13</w:t>
+              <w:t>11</w:t>
             </w:r>
           </w:p>
         </w:tc>
@@ -5401,6 +5057,120 @@
                 <w:sz w:val="18"/>
                 <w:u w:val="none"/>
               </w:rPr>
+              <w:t>U74140GJ2015PLC133517</w:t>
+            </w:r>
+          </w:p>
+        </w:tc>
+        <w:tc>
+          <w:tcPr>
+            <w:tcW w:type="dxa" w:w="4252"/>
+            <w:shd w:val="clear" w:color="auto" w:fill="FFFFFF"/>
+            <w:tcBorders>
+              <w:top w:val="single" w:sz="4" w:space="0" w:color="000000"/>
+              <w:left w:val="single" w:sz="4" w:space="0" w:color="000000"/>
+              <w:bottom w:val="single" w:sz="4" w:space="0" w:color="000000"/>
+              <w:right w:val="single" w:sz="4" w:space="0" w:color="000000"/>
+            </w:tcBorders>
+            <w:vAlign w:val="center"/>
+          </w:tcPr>
+          <w:p>
+            <w:pPr>
+              <w:spacing w:before="40" w:after="40"/>
+              <w:jc w:val="left"/>
+            </w:pPr>
+            <w:r>
+              <w:rPr>
+                <w:rFonts w:ascii="Adani" w:hAnsi="Adani"/>
+                <w:b w:val="0"/>
+                <w:sz w:val="18"/>
+                <w:u w:val="none"/>
+              </w:rPr>
+              <w:t>DINKAR TECHNOLOGIES LIMITED</w:t>
+            </w:r>
+          </w:p>
+        </w:tc>
+        <w:tc>
+          <w:tcPr>
+            <w:tcW w:type="dxa" w:w="1587"/>
+            <w:shd w:val="clear" w:color="auto" w:fill="FFFFFF"/>
+            <w:tcBorders>
+              <w:top w:val="single" w:sz="4" w:space="0" w:color="000000"/>
+              <w:left w:val="single" w:sz="4" w:space="0" w:color="000000"/>
+              <w:bottom w:val="single" w:sz="4" w:space="0" w:color="000000"/>
+              <w:right w:val="single" w:sz="4" w:space="0" w:color="000000"/>
+            </w:tcBorders>
+            <w:vAlign w:val="center"/>
+          </w:tcPr>
+          <w:p>
+            <w:pPr>
+              <w:spacing w:before="40" w:after="40"/>
+              <w:jc w:val="left"/>
+            </w:pPr>
+            <w:r>
+              <w:rPr>
+                <w:rFonts w:ascii="Adani" w:hAnsi="Adani"/>
+                <w:b w:val="0"/>
+                <w:sz w:val="18"/>
+                <w:u w:val="none"/>
+              </w:rPr>
+              <w:t>Additional Director</w:t>
+            </w:r>
+          </w:p>
+        </w:tc>
+        <w:tc>
+          <w:tcPr>
+            <w:tcW w:type="dxa" w:w="1304"/>
+            <w:shd w:val="clear" w:color="auto" w:fill="FFFFFF"/>
+            <w:tcBorders>
+              <w:top w:val="single" w:sz="4" w:space="0" w:color="000000"/>
+              <w:left w:val="single" w:sz="4" w:space="0" w:color="000000"/>
+              <w:bottom w:val="single" w:sz="4" w:space="0" w:color="000000"/>
+              <w:right w:val="single" w:sz="4" w:space="0" w:color="000000"/>
+            </w:tcBorders>
+            <w:vAlign w:val="center"/>
+          </w:tcPr>
+          <w:p>
+            <w:pPr>
+              <w:spacing w:before="40" w:after="40"/>
+              <w:jc w:val="left"/>
+            </w:pPr>
+            <w:r>
+              <w:rPr>
+                <w:rFonts w:ascii="Adani" w:hAnsi="Adani"/>
+                <w:b w:val="0"/>
+                <w:sz w:val="18"/>
+                <w:u w:val="none"/>
+              </w:rPr>
+              <w:t>07/11/2022</w:t>
+            </w:r>
+          </w:p>
+        </w:tc>
+      </w:tr>
+      <w:tr>
+        <w:tc>
+          <w:tcPr>
+            <w:tcW w:type="dxa" w:w="2268"/>
+            <w:shd w:val="clear" w:color="auto" w:fill="FFFFFF"/>
+            <w:tcBorders>
+              <w:top w:val="single" w:sz="4" w:space="0" w:color="000000"/>
+              <w:left w:val="single" w:sz="4" w:space="0" w:color="000000"/>
+              <w:bottom w:val="single" w:sz="4" w:space="0" w:color="000000"/>
+              <w:right w:val="single" w:sz="4" w:space="0" w:color="000000"/>
+            </w:tcBorders>
+            <w:vAlign w:val="center"/>
+          </w:tcPr>
+          <w:p>
+            <w:pPr>
+              <w:spacing w:before="40" w:after="40"/>
+              <w:jc w:val="left"/>
+            </w:pPr>
+            <w:r>
+              <w:rPr>
+                <w:rFonts w:ascii="Adani" w:hAnsi="Adani"/>
+                <w:b w:val="0"/>
+                <w:sz w:val="18"/>
+                <w:u w:val="none"/>
+              </w:rPr>
               <w:t>U40106GJ2015PLC083404</w:t>
             </w:r>
           </w:p>
@@ -5458,120 +5228,6 @@
                 <w:u w:val="none"/>
               </w:rPr>
               <w:t>Director</w:t>
-            </w:r>
-          </w:p>
-        </w:tc>
-        <w:tc>
-          <w:tcPr>
-            <w:tcW w:type="dxa" w:w="1304"/>
-            <w:shd w:val="clear" w:color="auto" w:fill="FFFFFF"/>
-            <w:tcBorders>
-              <w:top w:val="single" w:sz="4" w:space="0" w:color="000000"/>
-              <w:left w:val="single" w:sz="4" w:space="0" w:color="000000"/>
-              <w:bottom w:val="single" w:sz="4" w:space="0" w:color="000000"/>
-              <w:right w:val="single" w:sz="4" w:space="0" w:color="000000"/>
-            </w:tcBorders>
-            <w:vAlign w:val="center"/>
-          </w:tcPr>
-          <w:p>
-            <w:pPr>
-              <w:spacing w:before="40" w:after="40"/>
-              <w:jc w:val="left"/>
-            </w:pPr>
-            <w:r>
-              <w:rPr>
-                <w:rFonts w:ascii="Adani" w:hAnsi="Adani"/>
-                <w:b w:val="0"/>
-                <w:sz w:val="18"/>
-                <w:u w:val="none"/>
-              </w:rPr>
-              <w:t>07/11/2022</w:t>
-            </w:r>
-          </w:p>
-        </w:tc>
-      </w:tr>
-      <w:tr>
-        <w:tc>
-          <w:tcPr>
-            <w:tcW w:type="dxa" w:w="2268"/>
-            <w:shd w:val="clear" w:color="auto" w:fill="FFFFFF"/>
-            <w:tcBorders>
-              <w:top w:val="single" w:sz="4" w:space="0" w:color="000000"/>
-              <w:left w:val="single" w:sz="4" w:space="0" w:color="000000"/>
-              <w:bottom w:val="single" w:sz="4" w:space="0" w:color="000000"/>
-              <w:right w:val="single" w:sz="4" w:space="0" w:color="000000"/>
-            </w:tcBorders>
-            <w:vAlign w:val="center"/>
-          </w:tcPr>
-          <w:p>
-            <w:pPr>
-              <w:spacing w:before="40" w:after="40"/>
-              <w:jc w:val="left"/>
-            </w:pPr>
-            <w:r>
-              <w:rPr>
-                <w:rFonts w:ascii="Adani" w:hAnsi="Adani"/>
-                <w:b w:val="0"/>
-                <w:sz w:val="18"/>
-                <w:u w:val="none"/>
-              </w:rPr>
-              <w:t>U74140GJ2015PLC133517</w:t>
-            </w:r>
-          </w:p>
-        </w:tc>
-        <w:tc>
-          <w:tcPr>
-            <w:tcW w:type="dxa" w:w="4252"/>
-            <w:shd w:val="clear" w:color="auto" w:fill="FFFFFF"/>
-            <w:tcBorders>
-              <w:top w:val="single" w:sz="4" w:space="0" w:color="000000"/>
-              <w:left w:val="single" w:sz="4" w:space="0" w:color="000000"/>
-              <w:bottom w:val="single" w:sz="4" w:space="0" w:color="000000"/>
-              <w:right w:val="single" w:sz="4" w:space="0" w:color="000000"/>
-            </w:tcBorders>
-            <w:vAlign w:val="center"/>
-          </w:tcPr>
-          <w:p>
-            <w:pPr>
-              <w:spacing w:before="40" w:after="40"/>
-              <w:jc w:val="left"/>
-            </w:pPr>
-            <w:r>
-              <w:rPr>
-                <w:rFonts w:ascii="Adani" w:hAnsi="Adani"/>
-                <w:b w:val="0"/>
-                <w:sz w:val="18"/>
-                <w:u w:val="none"/>
-              </w:rPr>
-              <w:t>DINKAR TECHNOLOGIES LIMITED</w:t>
-            </w:r>
-          </w:p>
-        </w:tc>
-        <w:tc>
-          <w:tcPr>
-            <w:tcW w:type="dxa" w:w="1587"/>
-            <w:shd w:val="clear" w:color="auto" w:fill="FFFFFF"/>
-            <w:tcBorders>
-              <w:top w:val="single" w:sz="4" w:space="0" w:color="000000"/>
-              <w:left w:val="single" w:sz="4" w:space="0" w:color="000000"/>
-              <w:bottom w:val="single" w:sz="4" w:space="0" w:color="000000"/>
-              <w:right w:val="single" w:sz="4" w:space="0" w:color="000000"/>
-            </w:tcBorders>
-            <w:vAlign w:val="center"/>
-          </w:tcPr>
-          <w:p>
-            <w:pPr>
-              <w:spacing w:before="40" w:after="40"/>
-              <w:jc w:val="left"/>
-            </w:pPr>
-            <w:r>
-              <w:rPr>
-                <w:rFonts w:ascii="Adani" w:hAnsi="Adani"/>
-                <w:b w:val="0"/>
-                <w:sz w:val="18"/>
-                <w:u w:val="none"/>
-              </w:rPr>
-              <w:t>Additional Director</w:t>
             </w:r>
           </w:p>
         </w:tc>
@@ -5743,6 +5399,120 @@
                 <w:sz w:val="18"/>
                 <w:u w:val="none"/>
               </w:rPr>
+              <w:t>U74999GJ2018PTC167234</w:t>
+            </w:r>
+          </w:p>
+        </w:tc>
+        <w:tc>
+          <w:tcPr>
+            <w:tcW w:type="dxa" w:w="4252"/>
+            <w:shd w:val="clear" w:color="auto" w:fill="FFFFFF"/>
+            <w:tcBorders>
+              <w:top w:val="single" w:sz="4" w:space="0" w:color="000000"/>
+              <w:left w:val="single" w:sz="4" w:space="0" w:color="000000"/>
+              <w:bottom w:val="single" w:sz="4" w:space="0" w:color="000000"/>
+              <w:right w:val="single" w:sz="4" w:space="0" w:color="000000"/>
+            </w:tcBorders>
+            <w:vAlign w:val="center"/>
+          </w:tcPr>
+          <w:p>
+            <w:pPr>
+              <w:spacing w:before="40" w:after="40"/>
+              <w:jc w:val="left"/>
+            </w:pPr>
+            <w:r>
+              <w:rPr>
+                <w:rFonts w:ascii="Adani" w:hAnsi="Adani"/>
+                <w:b w:val="0"/>
+                <w:sz w:val="18"/>
+                <w:u w:val="none"/>
+              </w:rPr>
+              <w:t>ADANI SOLAR ENERGY AP EIGHT PRIVATE LIMITED</w:t>
+            </w:r>
+          </w:p>
+        </w:tc>
+        <w:tc>
+          <w:tcPr>
+            <w:tcW w:type="dxa" w:w="1587"/>
+            <w:shd w:val="clear" w:color="auto" w:fill="FFFFFF"/>
+            <w:tcBorders>
+              <w:top w:val="single" w:sz="4" w:space="0" w:color="000000"/>
+              <w:left w:val="single" w:sz="4" w:space="0" w:color="000000"/>
+              <w:bottom w:val="single" w:sz="4" w:space="0" w:color="000000"/>
+              <w:right w:val="single" w:sz="4" w:space="0" w:color="000000"/>
+            </w:tcBorders>
+            <w:vAlign w:val="center"/>
+          </w:tcPr>
+          <w:p>
+            <w:pPr>
+              <w:spacing w:before="40" w:after="40"/>
+              <w:jc w:val="left"/>
+            </w:pPr>
+            <w:r>
+              <w:rPr>
+                <w:rFonts w:ascii="Adani" w:hAnsi="Adani"/>
+                <w:b w:val="0"/>
+                <w:sz w:val="18"/>
+                <w:u w:val="none"/>
+              </w:rPr>
+              <w:t>Additional Director</w:t>
+            </w:r>
+          </w:p>
+        </w:tc>
+        <w:tc>
+          <w:tcPr>
+            <w:tcW w:type="dxa" w:w="1304"/>
+            <w:shd w:val="clear" w:color="auto" w:fill="FFFFFF"/>
+            <w:tcBorders>
+              <w:top w:val="single" w:sz="4" w:space="0" w:color="000000"/>
+              <w:left w:val="single" w:sz="4" w:space="0" w:color="000000"/>
+              <w:bottom w:val="single" w:sz="4" w:space="0" w:color="000000"/>
+              <w:right w:val="single" w:sz="4" w:space="0" w:color="000000"/>
+            </w:tcBorders>
+            <w:vAlign w:val="center"/>
+          </w:tcPr>
+          <w:p>
+            <w:pPr>
+              <w:spacing w:before="40" w:after="40"/>
+              <w:jc w:val="left"/>
+            </w:pPr>
+            <w:r>
+              <w:rPr>
+                <w:rFonts w:ascii="Adani" w:hAnsi="Adani"/>
+                <w:b w:val="0"/>
+                <w:sz w:val="18"/>
+                <w:u w:val="none"/>
+              </w:rPr>
+              <w:t>21/10/2022</w:t>
+            </w:r>
+          </w:p>
+        </w:tc>
+      </w:tr>
+      <w:tr>
+        <w:tc>
+          <w:tcPr>
+            <w:tcW w:type="dxa" w:w="2268"/>
+            <w:shd w:val="clear" w:color="auto" w:fill="FFFFFF"/>
+            <w:tcBorders>
+              <w:top w:val="single" w:sz="4" w:space="0" w:color="000000"/>
+              <w:left w:val="single" w:sz="4" w:space="0" w:color="000000"/>
+              <w:bottom w:val="single" w:sz="4" w:space="0" w:color="000000"/>
+              <w:right w:val="single" w:sz="4" w:space="0" w:color="000000"/>
+            </w:tcBorders>
+            <w:vAlign w:val="center"/>
+          </w:tcPr>
+          <w:p>
+            <w:pPr>
+              <w:spacing w:before="40" w:after="40"/>
+              <w:jc w:val="left"/>
+            </w:pPr>
+            <w:r>
+              <w:rPr>
+                <w:rFonts w:ascii="Adani" w:hAnsi="Adani"/>
+                <w:b w:val="0"/>
+                <w:sz w:val="18"/>
+                <w:u w:val="none"/>
+              </w:rPr>
               <w:t>U74140DL2015PTC283928</w:t>
             </w:r>
           </w:p>
@@ -5800,120 +5570,6 @@
                 <w:u w:val="none"/>
               </w:rPr>
               <w:t>Director</w:t>
-            </w:r>
-          </w:p>
-        </w:tc>
-        <w:tc>
-          <w:tcPr>
-            <w:tcW w:type="dxa" w:w="1304"/>
-            <w:shd w:val="clear" w:color="auto" w:fill="FFFFFF"/>
-            <w:tcBorders>
-              <w:top w:val="single" w:sz="4" w:space="0" w:color="000000"/>
-              <w:left w:val="single" w:sz="4" w:space="0" w:color="000000"/>
-              <w:bottom w:val="single" w:sz="4" w:space="0" w:color="000000"/>
-              <w:right w:val="single" w:sz="4" w:space="0" w:color="000000"/>
-            </w:tcBorders>
-            <w:vAlign w:val="center"/>
-          </w:tcPr>
-          <w:p>
-            <w:pPr>
-              <w:spacing w:before="40" w:after="40"/>
-              <w:jc w:val="left"/>
-            </w:pPr>
-            <w:r>
-              <w:rPr>
-                <w:rFonts w:ascii="Adani" w:hAnsi="Adani"/>
-                <w:b w:val="0"/>
-                <w:sz w:val="18"/>
-                <w:u w:val="none"/>
-              </w:rPr>
-              <w:t>21/10/2022</w:t>
-            </w:r>
-          </w:p>
-        </w:tc>
-      </w:tr>
-      <w:tr>
-        <w:tc>
-          <w:tcPr>
-            <w:tcW w:type="dxa" w:w="2268"/>
-            <w:shd w:val="clear" w:color="auto" w:fill="FFFFFF"/>
-            <w:tcBorders>
-              <w:top w:val="single" w:sz="4" w:space="0" w:color="000000"/>
-              <w:left w:val="single" w:sz="4" w:space="0" w:color="000000"/>
-              <w:bottom w:val="single" w:sz="4" w:space="0" w:color="000000"/>
-              <w:right w:val="single" w:sz="4" w:space="0" w:color="000000"/>
-            </w:tcBorders>
-            <w:vAlign w:val="center"/>
-          </w:tcPr>
-          <w:p>
-            <w:pPr>
-              <w:spacing w:before="40" w:after="40"/>
-              <w:jc w:val="left"/>
-            </w:pPr>
-            <w:r>
-              <w:rPr>
-                <w:rFonts w:ascii="Adani" w:hAnsi="Adani"/>
-                <w:b w:val="0"/>
-                <w:sz w:val="18"/>
-                <w:u w:val="none"/>
-              </w:rPr>
-              <w:t>U74999GJ2018PTC167234</w:t>
-            </w:r>
-          </w:p>
-        </w:tc>
-        <w:tc>
-          <w:tcPr>
-            <w:tcW w:type="dxa" w:w="4252"/>
-            <w:shd w:val="clear" w:color="auto" w:fill="FFFFFF"/>
-            <w:tcBorders>
-              <w:top w:val="single" w:sz="4" w:space="0" w:color="000000"/>
-              <w:left w:val="single" w:sz="4" w:space="0" w:color="000000"/>
-              <w:bottom w:val="single" w:sz="4" w:space="0" w:color="000000"/>
-              <w:right w:val="single" w:sz="4" w:space="0" w:color="000000"/>
-            </w:tcBorders>
-            <w:vAlign w:val="center"/>
-          </w:tcPr>
-          <w:p>
-            <w:pPr>
-              <w:spacing w:before="40" w:after="40"/>
-              <w:jc w:val="left"/>
-            </w:pPr>
-            <w:r>
-              <w:rPr>
-                <w:rFonts w:ascii="Adani" w:hAnsi="Adani"/>
-                <w:b w:val="0"/>
-                <w:sz w:val="18"/>
-                <w:u w:val="none"/>
-              </w:rPr>
-              <w:t>ADANI SOLAR ENERGY AP EIGHT PRIVATE LIMITED</w:t>
-            </w:r>
-          </w:p>
-        </w:tc>
-        <w:tc>
-          <w:tcPr>
-            <w:tcW w:type="dxa" w:w="1587"/>
-            <w:shd w:val="clear" w:color="auto" w:fill="FFFFFF"/>
-            <w:tcBorders>
-              <w:top w:val="single" w:sz="4" w:space="0" w:color="000000"/>
-              <w:left w:val="single" w:sz="4" w:space="0" w:color="000000"/>
-              <w:bottom w:val="single" w:sz="4" w:space="0" w:color="000000"/>
-              <w:right w:val="single" w:sz="4" w:space="0" w:color="000000"/>
-            </w:tcBorders>
-            <w:vAlign w:val="center"/>
-          </w:tcPr>
-          <w:p>
-            <w:pPr>
-              <w:spacing w:before="40" w:after="40"/>
-              <w:jc w:val="left"/>
-            </w:pPr>
-            <w:r>
-              <w:rPr>
-                <w:rFonts w:ascii="Adani" w:hAnsi="Adani"/>
-                <w:b w:val="0"/>
-                <w:sz w:val="18"/>
-                <w:u w:val="none"/>
-              </w:rPr>
-              <w:t>Additional Director</w:t>
             </w:r>
           </w:p>
         </w:tc>
@@ -6170,234 +5826,6 @@
                 <w:u w:val="none"/>
               </w:rPr>
               <w:t>11/10/2022</w:t>
-            </w:r>
-          </w:p>
-        </w:tc>
-      </w:tr>
-      <w:tr>
-        <w:tc>
-          <w:tcPr>
-            <w:tcW w:type="dxa" w:w="2268"/>
-            <w:shd w:val="clear" w:color="auto" w:fill="FFFFFF"/>
-            <w:tcBorders>
-              <w:top w:val="single" w:sz="4" w:space="0" w:color="000000"/>
-              <w:left w:val="single" w:sz="4" w:space="0" w:color="000000"/>
-              <w:bottom w:val="single" w:sz="4" w:space="0" w:color="000000"/>
-              <w:right w:val="single" w:sz="4" w:space="0" w:color="000000"/>
-            </w:tcBorders>
-            <w:vAlign w:val="center"/>
-          </w:tcPr>
-          <w:p>
-            <w:pPr>
-              <w:spacing w:before="40" w:after="40"/>
-              <w:jc w:val="left"/>
-            </w:pPr>
-            <w:r>
-              <w:rPr>
-                <w:rFonts w:ascii="Adani" w:hAnsi="Adani"/>
-                <w:b w:val="0"/>
-                <w:sz w:val="18"/>
-                <w:u w:val="none"/>
-              </w:rPr>
-              <w:t>U40100GJ2022PLC135885</w:t>
-            </w:r>
-          </w:p>
-        </w:tc>
-        <w:tc>
-          <w:tcPr>
-            <w:tcW w:type="dxa" w:w="4252"/>
-            <w:shd w:val="clear" w:color="auto" w:fill="FFFFFF"/>
-            <w:tcBorders>
-              <w:top w:val="single" w:sz="4" w:space="0" w:color="000000"/>
-              <w:left w:val="single" w:sz="4" w:space="0" w:color="000000"/>
-              <w:bottom w:val="single" w:sz="4" w:space="0" w:color="000000"/>
-              <w:right w:val="single" w:sz="4" w:space="0" w:color="000000"/>
-            </w:tcBorders>
-            <w:vAlign w:val="center"/>
-          </w:tcPr>
-          <w:p>
-            <w:pPr>
-              <w:spacing w:before="40" w:after="40"/>
-              <w:jc w:val="left"/>
-            </w:pPr>
-            <w:r>
-              <w:rPr>
-                <w:rFonts w:ascii="Adani" w:hAnsi="Adani"/>
-                <w:b w:val="0"/>
-                <w:sz w:val="18"/>
-                <w:u w:val="none"/>
-              </w:rPr>
-              <w:t>ADANI RENEWABLE ENERGY FORTY SEVEN LIMITED</w:t>
-            </w:r>
-          </w:p>
-        </w:tc>
-        <w:tc>
-          <w:tcPr>
-            <w:tcW w:type="dxa" w:w="1587"/>
-            <w:shd w:val="clear" w:color="auto" w:fill="FFFFFF"/>
-            <w:tcBorders>
-              <w:top w:val="single" w:sz="4" w:space="0" w:color="000000"/>
-              <w:left w:val="single" w:sz="4" w:space="0" w:color="000000"/>
-              <w:bottom w:val="single" w:sz="4" w:space="0" w:color="000000"/>
-              <w:right w:val="single" w:sz="4" w:space="0" w:color="000000"/>
-            </w:tcBorders>
-            <w:vAlign w:val="center"/>
-          </w:tcPr>
-          <w:p>
-            <w:pPr>
-              <w:spacing w:before="40" w:after="40"/>
-              <w:jc w:val="left"/>
-            </w:pPr>
-            <w:r>
-              <w:rPr>
-                <w:rFonts w:ascii="Adani" w:hAnsi="Adani"/>
-                <w:b w:val="0"/>
-                <w:sz w:val="18"/>
-                <w:u w:val="none"/>
-              </w:rPr>
-              <w:t>Director</w:t>
-            </w:r>
-          </w:p>
-        </w:tc>
-        <w:tc>
-          <w:tcPr>
-            <w:tcW w:type="dxa" w:w="1304"/>
-            <w:shd w:val="clear" w:color="auto" w:fill="FFFFFF"/>
-            <w:tcBorders>
-              <w:top w:val="single" w:sz="4" w:space="0" w:color="000000"/>
-              <w:left w:val="single" w:sz="4" w:space="0" w:color="000000"/>
-              <w:bottom w:val="single" w:sz="4" w:space="0" w:color="000000"/>
-              <w:right w:val="single" w:sz="4" w:space="0" w:color="000000"/>
-            </w:tcBorders>
-            <w:vAlign w:val="center"/>
-          </w:tcPr>
-          <w:p>
-            <w:pPr>
-              <w:spacing w:before="40" w:after="40"/>
-              <w:jc w:val="left"/>
-            </w:pPr>
-            <w:r>
-              <w:rPr>
-                <w:rFonts w:ascii="Adani" w:hAnsi="Adani"/>
-                <w:b w:val="0"/>
-                <w:sz w:val="18"/>
-                <w:u w:val="none"/>
-              </w:rPr>
-              <w:t>03/10/2022</w:t>
-            </w:r>
-          </w:p>
-        </w:tc>
-      </w:tr>
-      <w:tr>
-        <w:tc>
-          <w:tcPr>
-            <w:tcW w:type="dxa" w:w="2268"/>
-            <w:shd w:val="clear" w:color="auto" w:fill="FFFFFF"/>
-            <w:tcBorders>
-              <w:top w:val="single" w:sz="4" w:space="0" w:color="000000"/>
-              <w:left w:val="single" w:sz="4" w:space="0" w:color="000000"/>
-              <w:bottom w:val="single" w:sz="4" w:space="0" w:color="000000"/>
-              <w:right w:val="single" w:sz="4" w:space="0" w:color="000000"/>
-            </w:tcBorders>
-            <w:vAlign w:val="center"/>
-          </w:tcPr>
-          <w:p>
-            <w:pPr>
-              <w:spacing w:before="40" w:after="40"/>
-              <w:jc w:val="left"/>
-            </w:pPr>
-            <w:r>
-              <w:rPr>
-                <w:rFonts w:ascii="Adani" w:hAnsi="Adani"/>
-                <w:b w:val="0"/>
-                <w:sz w:val="18"/>
-                <w:u w:val="none"/>
-              </w:rPr>
-              <w:t>U40106GJ2022PLC135880</w:t>
-            </w:r>
-          </w:p>
-        </w:tc>
-        <w:tc>
-          <w:tcPr>
-            <w:tcW w:type="dxa" w:w="4252"/>
-            <w:shd w:val="clear" w:color="auto" w:fill="FFFFFF"/>
-            <w:tcBorders>
-              <w:top w:val="single" w:sz="4" w:space="0" w:color="000000"/>
-              <w:left w:val="single" w:sz="4" w:space="0" w:color="000000"/>
-              <w:bottom w:val="single" w:sz="4" w:space="0" w:color="000000"/>
-              <w:right w:val="single" w:sz="4" w:space="0" w:color="000000"/>
-            </w:tcBorders>
-            <w:vAlign w:val="center"/>
-          </w:tcPr>
-          <w:p>
-            <w:pPr>
-              <w:spacing w:before="40" w:after="40"/>
-              <w:jc w:val="left"/>
-            </w:pPr>
-            <w:r>
-              <w:rPr>
-                <w:rFonts w:ascii="Adani" w:hAnsi="Adani"/>
-                <w:b w:val="0"/>
-                <w:sz w:val="18"/>
-                <w:u w:val="none"/>
-              </w:rPr>
-              <w:t>ADANI RENEWABLE ENERGY FORTY NINE LIMITED</w:t>
-            </w:r>
-          </w:p>
-        </w:tc>
-        <w:tc>
-          <w:tcPr>
-            <w:tcW w:type="dxa" w:w="1587"/>
-            <w:shd w:val="clear" w:color="auto" w:fill="FFFFFF"/>
-            <w:tcBorders>
-              <w:top w:val="single" w:sz="4" w:space="0" w:color="000000"/>
-              <w:left w:val="single" w:sz="4" w:space="0" w:color="000000"/>
-              <w:bottom w:val="single" w:sz="4" w:space="0" w:color="000000"/>
-              <w:right w:val="single" w:sz="4" w:space="0" w:color="000000"/>
-            </w:tcBorders>
-            <w:vAlign w:val="center"/>
-          </w:tcPr>
-          <w:p>
-            <w:pPr>
-              <w:spacing w:before="40" w:after="40"/>
-              <w:jc w:val="left"/>
-            </w:pPr>
-            <w:r>
-              <w:rPr>
-                <w:rFonts w:ascii="Adani" w:hAnsi="Adani"/>
-                <w:b w:val="0"/>
-                <w:sz w:val="18"/>
-                <w:u w:val="none"/>
-              </w:rPr>
-              <w:t>Director</w:t>
-            </w:r>
-          </w:p>
-        </w:tc>
-        <w:tc>
-          <w:tcPr>
-            <w:tcW w:type="dxa" w:w="1304"/>
-            <w:shd w:val="clear" w:color="auto" w:fill="FFFFFF"/>
-            <w:tcBorders>
-              <w:top w:val="single" w:sz="4" w:space="0" w:color="000000"/>
-              <w:left w:val="single" w:sz="4" w:space="0" w:color="000000"/>
-              <w:bottom w:val="single" w:sz="4" w:space="0" w:color="000000"/>
-              <w:right w:val="single" w:sz="4" w:space="0" w:color="000000"/>
-            </w:tcBorders>
-            <w:vAlign w:val="center"/>
-          </w:tcPr>
-          <w:p>
-            <w:pPr>
-              <w:spacing w:before="40" w:after="40"/>
-              <w:jc w:val="left"/>
-            </w:pPr>
-            <w:r>
-              <w:rPr>
-                <w:rFonts w:ascii="Adani" w:hAnsi="Adani"/>
-                <w:b w:val="0"/>
-                <w:sz w:val="18"/>
-                <w:u w:val="none"/>
-              </w:rPr>
-              <w:t>30/09/2022</w:t>
             </w:r>
           </w:p>
         </w:tc>
